--- a/svoyo-delo/대본/2부/14화_Udostoverenie.docx
+++ b/svoyo-delo/대본/2부/14화_Udostoverenie.docx
@@ -2751,31 +2751,31 @@
               <w:jc w:val="left"/>
             </w:pPr>
             <w:r>
-              <w:t xml:space="preserve">ре́естр</w:t>
-            </w:r>
-          </w:p>
-        </w:tc>
-        <w:tc>
-          <w:tcPr/>
-          <w:p>
-            <w:pPr>
-              <w:pStyle w:val="Compact"/>
-              <w:jc w:val="left"/>
-            </w:pPr>
-            <w:r>
-              <w:t xml:space="preserve">ре́-</w:t>
-            </w:r>
-          </w:p>
-        </w:tc>
-        <w:tc>
-          <w:tcPr/>
-          <w:p>
-            <w:pPr>
-              <w:pStyle w:val="Compact"/>
-              <w:jc w:val="left"/>
-            </w:pPr>
-            <w:r>
-              <w:t xml:space="preserve">등록부(реестр, 구어 강세 ре́естр/рее́стр 둘 다)</w:t>
+              <w:t xml:space="preserve">рее́стр</w:t>
+            </w:r>
+          </w:p>
+        </w:tc>
+        <w:tc>
+          <w:tcPr/>
+          <w:p>
+            <w:pPr>
+              <w:pStyle w:val="Compact"/>
+              <w:jc w:val="left"/>
+            </w:pPr>
+            <w:r>
+              <w:t xml:space="preserve">-е́стр</w:t>
+            </w:r>
+          </w:p>
+        </w:tc>
+        <w:tc>
+          <w:tcPr/>
+          <w:p>
+            <w:pPr>
+              <w:pStyle w:val="Compact"/>
+              <w:jc w:val="left"/>
+            </w:pPr>
+            <w:r>
+              <w:t xml:space="preserve">등록부</w:t>
             </w:r>
           </w:p>
         </w:tc>

--- a/svoyo-delo/대본/2부/14화_Udostoverenie.docx
+++ b/svoyo-delo/대본/2부/14화_Udostoverenie.docx
@@ -95,7 +95,7 @@
         <w:t xml:space="preserve"> </w:t>
       </w:r>
       <w:r>
-        <w:t xml:space="preserve">- 규칙: 지문 없음. 전 화 100% 「화자명: 대사」. 1턴 15단어 이내 + 긴 턴 10~15회(25~35단어). 문법 초점: 수사 읽기(по одной), 완료상 미래와 약속(позвоню, продиктую), 피동 단어미(внесено, подписано).</w:t>
+        <w:t xml:space="preserve">- 규칙: 지문 없음. 전 화 100% 「화자명: 대사」. 1턴 20단어 이내 + 긴 턴 10~15회(30~50단어). 문법 초점: 수사 읽기(по одной), 완료상 미래와 약속(позвоню, продиктую), 피동 단어미(внесено, подписано).</w:t>
       </w:r>
       <w:r>
         <w:t xml:space="preserve"> </w:t>
@@ -541,119 +541,119 @@
         <w:pStyle w:val="FirstParagraph"/>
       </w:pPr>
       <w:r>
-        <w:t xml:space="preserve">OLGA: Не мешайте. Я обновляю реестр. Каждые десять минут. С восьми утра.</w:t>
-      </w:r>
-    </w:p>
-    <w:p>
-      <w:pPr>
-        <w:pStyle w:val="BodyText"/>
-      </w:pPr>
-      <w:r>
-        <w:t xml:space="preserve">ALINA: Ольга Петровна, вы обновили его сорок раз. Я считала.</w:t>
-      </w:r>
-    </w:p>
-    <w:p>
-      <w:pPr>
-        <w:pStyle w:val="BodyText"/>
-      </w:pPr>
-      <w:r>
-        <w:t xml:space="preserve">OLGA: Сорок один. Десять двенадцать. Обновляю… Подождите.</w:t>
-      </w:r>
-    </w:p>
-    <w:p>
-      <w:pPr>
-        <w:pStyle w:val="BodyText"/>
-      </w:pPr>
-      <w:r>
-        <w:t xml:space="preserve">IRINA: Что?</w:t>
-      </w:r>
-    </w:p>
-    <w:p>
-      <w:pPr>
-        <w:pStyle w:val="BodyText"/>
-      </w:pPr>
-      <w:r>
-        <w:t xml:space="preserve">OLGA: Новая строка. «Имплантат для коррекции мягких тканей… Седжин Био. Уполномоченный представитель — ООО „Мост Медикал“».</w:t>
-      </w:r>
-    </w:p>
-    <w:p>
-      <w:pPr>
-        <w:pStyle w:val="BodyText"/>
-      </w:pPr>
-      <w:r>
-        <w:t xml:space="preserve">ALEKSEY: Это… это мы?</w:t>
-      </w:r>
-    </w:p>
-    <w:p>
-      <w:pPr>
-        <w:pStyle w:val="BodyText"/>
-      </w:pPr>
-      <w:r>
-        <w:t xml:space="preserve">OLGA: Это мы. Дата — вчера. Номер удостоверения…</w:t>
-      </w:r>
-    </w:p>
-    <w:p>
-      <w:pPr>
-        <w:pStyle w:val="BodyText"/>
-      </w:pPr>
-      <w:r>
-        <w:t xml:space="preserve">ALEKSEY: Стойте! Не читайте номер вслух!</w:t>
-      </w:r>
-    </w:p>
-    <w:p>
-      <w:pPr>
-        <w:pStyle w:val="BodyText"/>
-      </w:pPr>
-      <w:r>
-        <w:t xml:space="preserve">IRINA: Почему? Это же наш номер.</w:t>
-      </w:r>
-    </w:p>
-    <w:p>
-      <w:pPr>
-        <w:pStyle w:val="BodyText"/>
-      </w:pPr>
-      <w:r>
-        <w:t xml:space="preserve">ALEKSEY: Я обещал папе. Номер — первым ему. Не Ольге, не Доюну. Ему.</w:t>
-      </w:r>
-    </w:p>
-    <w:p>
-      <w:pPr>
-        <w:pStyle w:val="BodyText"/>
-      </w:pPr>
-      <w:r>
-        <w:t xml:space="preserve">OLGA: Тогда я напишу номер на бумажке и не скажу. Двадцать лет ждала — минуту подожду. Но если ваш папа прочитает его неправильно, я перезвоню ему сама и продиктую по буквам.</w:t>
-      </w:r>
-    </w:p>
-    <w:p>
-      <w:pPr>
-        <w:pStyle w:val="BodyText"/>
-      </w:pPr>
-      <w:r>
-        <w:t xml:space="preserve">ALINA: «Имплантат (филлер)». Как в моём глоссарии. Строка два.</w:t>
-      </w:r>
-    </w:p>
-    <w:p>
-      <w:pPr>
-        <w:pStyle w:val="BodyText"/>
-      </w:pPr>
-      <w:r>
-        <w:t xml:space="preserve">IRINA: Поздравляю. Всех. Я первая сказала. Запишите.</w:t>
-      </w:r>
-    </w:p>
-    <w:p>
-      <w:pPr>
-        <w:pStyle w:val="BodyText"/>
-      </w:pPr>
-      <w:r>
-        <w:t xml:space="preserve">OLGA: Записала. Вот бумажка. Сложенная. Алексей Николаевич, звоните. Пока я не передумала.</w:t>
-      </w:r>
-    </w:p>
-    <w:p>
-      <w:pPr>
-        <w:pStyle w:val="BodyText"/>
-      </w:pPr>
-      <w:r>
-        <w:t xml:space="preserve">ALEKSEY: Звоню. Руки… Ирина, наберите, пожалуйста. Я не попадаю по кнопкам.</w:t>
+        <w:t xml:space="preserve">OLGA: Не мешайте мне, пожалуйста. Я обновляю реестр каждые десять минут, начиная с восьми утра.</w:t>
+      </w:r>
+    </w:p>
+    <w:p>
+      <w:pPr>
+        <w:pStyle w:val="BodyText"/>
+      </w:pPr>
+      <w:r>
+        <w:t xml:space="preserve">ALINA: Ольга Петровна, вы обновили его уже сорок раз, я специально считала.</w:t>
+      </w:r>
+    </w:p>
+    <w:p>
+      <w:pPr>
+        <w:pStyle w:val="BodyText"/>
+      </w:pPr>
+      <w:r>
+        <w:t xml:space="preserve">OLGA: Не сорок, а сорок один. Сейчас десять двенадцать, и я обновляю ещё раз, подождите-ка.</w:t>
+      </w:r>
+    </w:p>
+    <w:p>
+      <w:pPr>
+        <w:pStyle w:val="BodyText"/>
+      </w:pPr>
+      <w:r>
+        <w:t xml:space="preserve">IRINA: Что там такое? Говорите скорее, Ольга Петровна!</w:t>
+      </w:r>
+    </w:p>
+    <w:p>
+      <w:pPr>
+        <w:pStyle w:val="BodyText"/>
+      </w:pPr>
+      <w:r>
+        <w:t xml:space="preserve">OLGA: Новая строка: «Имплантат для коррекции мягких тканей, Седжин Био. Уполномоченный представитель — ООО „Мост Медикал“».</w:t>
+      </w:r>
+    </w:p>
+    <w:p>
+      <w:pPr>
+        <w:pStyle w:val="BodyText"/>
+      </w:pPr>
+      <w:r>
+        <w:t xml:space="preserve">ALEKSEY: Подождите, неужели это мы? Это правда про нас, Ольга Петровна?</w:t>
+      </w:r>
+    </w:p>
+    <w:p>
+      <w:pPr>
+        <w:pStyle w:val="BodyText"/>
+      </w:pPr>
+      <w:r>
+        <w:t xml:space="preserve">OLGA: Да, это мы. Дата — вчерашняя, а номер удостоверения…</w:t>
+      </w:r>
+    </w:p>
+    <w:p>
+      <w:pPr>
+        <w:pStyle w:val="BodyText"/>
+      </w:pPr>
+      <w:r>
+        <w:t xml:space="preserve">ALEKSEY: Стойте, пожалуйста, не читайте номер вслух!</w:t>
+      </w:r>
+    </w:p>
+    <w:p>
+      <w:pPr>
+        <w:pStyle w:val="BodyText"/>
+      </w:pPr>
+      <w:r>
+        <w:t xml:space="preserve">IRINA: Почему не читать? Это же наш номер, мы его так долго ждали.</w:t>
+      </w:r>
+    </w:p>
+    <w:p>
+      <w:pPr>
+        <w:pStyle w:val="BodyText"/>
+      </w:pPr>
+      <w:r>
+        <w:t xml:space="preserve">ALEKSEY: Потому что я обещал папе, что первым номер узнает он. Не Ольга Петровна и не Доюн, а он.</w:t>
+      </w:r>
+    </w:p>
+    <w:p>
+      <w:pPr>
+        <w:pStyle w:val="BodyText"/>
+      </w:pPr>
+      <w:r>
+        <w:t xml:space="preserve">OLGA: Тогда я напишу номер на бумажке и никому не скажу. Двадцать лет ждала — минуту подожду. Но если ваш папа прочитает его неправильно, я перезвоню ему сама и продиктую по буквам.</w:t>
+      </w:r>
+    </w:p>
+    <w:p>
+      <w:pPr>
+        <w:pStyle w:val="BodyText"/>
+      </w:pPr>
+      <w:r>
+        <w:t xml:space="preserve">ALINA: «Имплантат (филлер)», точно как в моём глоссарии, строка два.</w:t>
+      </w:r>
+    </w:p>
+    <w:p>
+      <w:pPr>
+        <w:pStyle w:val="BodyText"/>
+      </w:pPr>
+      <w:r>
+        <w:t xml:space="preserve">IRINA: Поздравляю всех, причём я сказала это первая, так и запишите.</w:t>
+      </w:r>
+    </w:p>
+    <w:p>
+      <w:pPr>
+        <w:pStyle w:val="BodyText"/>
+      </w:pPr>
+      <w:r>
+        <w:t xml:space="preserve">OLGA: Записала, вот бумажка, сложенная пополам. Алексей Николаевич, звоните, пока я не передумала.</w:t>
+      </w:r>
+    </w:p>
+    <w:p>
+      <w:pPr>
+        <w:pStyle w:val="BodyText"/>
+      </w:pPr>
+      <w:r>
+        <w:t xml:space="preserve">ALEKSEY: Звоню, но руки не слушаются. Ирина, наберите, пожалуйста, я не попадаю по кнопкам.</w:t>
       </w:r>
     </w:p>
     <w:bookmarkEnd w:id="21"/>
@@ -671,279 +671,279 @@
         <w:pStyle w:val="FirstParagraph"/>
       </w:pPr>
       <w:r>
-        <w:t xml:space="preserve">NIKOLAY: Алло. Ирина Сергеевна? С Алёшиного телефона? Что случилось?</w:t>
-      </w:r>
-    </w:p>
-    <w:p>
-      <w:pPr>
-        <w:pStyle w:val="BodyText"/>
-      </w:pPr>
-      <w:r>
-        <w:t xml:space="preserve">ALEKSEY: Папа, это я. Ирина набрала. У меня руки дрожат.</w:t>
-      </w:r>
-    </w:p>
-    <w:p>
-      <w:pPr>
-        <w:pStyle w:val="BodyText"/>
-      </w:pPr>
-      <w:r>
-        <w:t xml:space="preserve">NIKOLAY: Руки дрожат? Значит, номер?</w:t>
-      </w:r>
-    </w:p>
-    <w:p>
-      <w:pPr>
-        <w:pStyle w:val="BodyText"/>
-      </w:pPr>
-      <w:r>
-        <w:t xml:space="preserve">ALEKSEY: Номер. Записывай. Карандаш есть?</w:t>
-      </w:r>
-    </w:p>
-    <w:p>
-      <w:pPr>
-        <w:pStyle w:val="BodyText"/>
-      </w:pPr>
-      <w:r>
-        <w:t xml:space="preserve">NIKOLAY: Карандаш всегда есть. Сорок лет за ухом. Диктуй.</w:t>
-      </w:r>
-    </w:p>
-    <w:p>
-      <w:pPr>
-        <w:pStyle w:val="BodyText"/>
-      </w:pPr>
-      <w:r>
-        <w:t xml:space="preserve">ALEKSEY: Ольга Петровна, бумажку. Так. «РЗН». Записал?</w:t>
-      </w:r>
-    </w:p>
-    <w:p>
-      <w:pPr>
-        <w:pStyle w:val="BodyText"/>
-      </w:pPr>
-      <w:r>
-        <w:t xml:space="preserve">NIKOLAY: «Р-З-Н». Записал. Дальше.</w:t>
-      </w:r>
-    </w:p>
-    <w:p>
-      <w:pPr>
-        <w:pStyle w:val="BodyText"/>
-      </w:pPr>
-      <w:r>
-        <w:t xml:space="preserve">ALEKSEY: Год. Косая черта. И пять цифр. Читаю по одной.</w:t>
-      </w:r>
-    </w:p>
-    <w:p>
-      <w:pPr>
-        <w:pStyle w:val="BodyText"/>
-      </w:pPr>
-      <w:r>
-        <w:t xml:space="preserve">NIKOLAY: Читай по одной. Цифры по одной не путаются.</w:t>
-      </w:r>
-    </w:p>
-    <w:p>
-      <w:pPr>
-        <w:pStyle w:val="BodyText"/>
-      </w:pPr>
-      <w:r>
-        <w:t xml:space="preserve">ALEKSEY: Девять. Ноль. Четыре. Семь. Один.</w:t>
-      </w:r>
-    </w:p>
-    <w:p>
-      <w:pPr>
-        <w:pStyle w:val="BodyText"/>
-      </w:pPr>
-      <w:r>
-        <w:t xml:space="preserve">NIKOLAY: Девять, ноль, четыре, семь, один. Повторяю. Совпало?</w:t>
-      </w:r>
-    </w:p>
-    <w:p>
-      <w:pPr>
-        <w:pStyle w:val="BodyText"/>
-      </w:pPr>
-      <w:r>
-        <w:t xml:space="preserve">OLGA: Совпало. Николай Петрович, это Миронова. Вы первый в России, кто знает этот номер. После эксперта.</w:t>
-      </w:r>
-    </w:p>
-    <w:p>
-      <w:pPr>
-        <w:pStyle w:val="BodyText"/>
-      </w:pPr>
-      <w:r>
-        <w:t xml:space="preserve">NIKOLAY: После эксперта — это честно. Тань! Таня, иди сюда. Номер есть.</w:t>
-      </w:r>
-    </w:p>
-    <w:p>
-      <w:pPr>
-        <w:pStyle w:val="BodyText"/>
-      </w:pPr>
-      <w:r>
-        <w:t xml:space="preserve">TATYANA: Какой номер? Алёша? Это удостоверение?</w:t>
-      </w:r>
-    </w:p>
-    <w:p>
-      <w:pPr>
-        <w:pStyle w:val="BodyText"/>
-      </w:pPr>
-      <w:r>
-        <w:t xml:space="preserve">ALEKSEY: Удостоверение, мама. Вчера подписали. Сегодня в реестре.</w:t>
-      </w:r>
-    </w:p>
-    <w:p>
-      <w:pPr>
-        <w:pStyle w:val="BodyText"/>
-      </w:pPr>
-      <w:r>
-        <w:t xml:space="preserve">TATYANA: Господи. Год и пять месяцев. Ты похудел за этот год на семь килограммов, я считала. Отец не спал перед каждой инвентаризацией. Бабушка звонила Зине каждый вечер. Мы все ждали.</w:t>
-      </w:r>
-    </w:p>
-    <w:p>
-      <w:pPr>
-        <w:pStyle w:val="BodyText"/>
-      </w:pPr>
-      <w:r>
-        <w:t xml:space="preserve">ALEKSEY: Мама, это не я похудел. Это касса похудела.</w:t>
-      </w:r>
-    </w:p>
-    <w:p>
-      <w:pPr>
-        <w:pStyle w:val="BodyText"/>
-      </w:pPr>
-      <w:r>
-        <w:t xml:space="preserve">NIKOLAY: Я записал номер на образец наклейки. Ольга Петровна, прочитать, как будет на коробке?</w:t>
-      </w:r>
-    </w:p>
-    <w:p>
-      <w:pPr>
-        <w:pStyle w:val="BodyText"/>
-      </w:pPr>
-      <w:r>
-        <w:t xml:space="preserve">OLGA: Читайте. Я проверю на слух.</w:t>
-      </w:r>
-    </w:p>
-    <w:p>
-      <w:pPr>
-        <w:pStyle w:val="BodyText"/>
-      </w:pPr>
-      <w:r>
-        <w:t xml:space="preserve">NIKOLAY: «Уполномоченный представитель: ООО „Мост Медикал“, Москва. Регистрационное удостоверение номер…» и номер. Ровно, в одну строку.</w:t>
-      </w:r>
-    </w:p>
-    <w:p>
-      <w:pPr>
-        <w:pStyle w:val="BodyText"/>
-      </w:pPr>
-      <w:r>
-        <w:t xml:space="preserve">OLGA: Без ошибок. Николай Петрович, вы читаете, как эксперт.</w:t>
-      </w:r>
-    </w:p>
-    <w:p>
-      <w:pPr>
-        <w:pStyle w:val="BodyText"/>
-      </w:pPr>
-      <w:r>
-        <w:t xml:space="preserve">NIKOLAY: Я сорок лет читал чертежи. Ошибка в чертеже — это брак всей партии.</w:t>
-      </w:r>
-    </w:p>
-    <w:p>
-      <w:pPr>
-        <w:pStyle w:val="BodyText"/>
-      </w:pPr>
-      <w:r>
-        <w:t xml:space="preserve">ALEKSEY: Папа, в субботу? Склад, наклейки?</w:t>
-      </w:r>
-    </w:p>
-    <w:p>
-      <w:pPr>
-        <w:pStyle w:val="BodyText"/>
-      </w:pPr>
-      <w:r>
-        <w:t xml:space="preserve">NIKOLAY: В субботу. Ласточка, пять сорок. Уровень, бутерброды, карандаш. Рустаму позвоню сейчас.</w:t>
-      </w:r>
-    </w:p>
-    <w:p>
-      <w:pPr>
-        <w:pStyle w:val="BodyText"/>
-      </w:pPr>
-      <w:r>
-        <w:t xml:space="preserve">TATYANA: Алёша, а бабушке? Бабушка ждёт с утра. Зина сказала, она сидит у телефона.</w:t>
-      </w:r>
-    </w:p>
-    <w:p>
-      <w:pPr>
-        <w:pStyle w:val="BodyText"/>
-      </w:pPr>
-      <w:r>
-        <w:t xml:space="preserve">ALEKSEY: Звоню бабушке. Папа, спасибо. За номер, за наклейки. За всё.</w:t>
-      </w:r>
-    </w:p>
-    <w:p>
-      <w:pPr>
-        <w:pStyle w:val="BodyText"/>
-      </w:pPr>
-      <w:r>
-        <w:t xml:space="preserve">NIKOLAY: Не за что. Я — контролёр по договору. Иди звони. Бабушка старше.</w:t>
-      </w:r>
-    </w:p>
-    <w:p>
-      <w:pPr>
-        <w:pStyle w:val="BodyText"/>
-      </w:pPr>
-      <w:r>
-        <w:t xml:space="preserve">ZINA: Алло! Это Зина. Вера Павловна рядом, трубку не может держать, руки… Даю!</w:t>
-      </w:r>
-    </w:p>
-    <w:p>
-      <w:pPr>
-        <w:pStyle w:val="BodyText"/>
-      </w:pPr>
-      <w:r>
-        <w:t xml:space="preserve">VERA: Алёша? Номер?</w:t>
-      </w:r>
-    </w:p>
-    <w:p>
-      <w:pPr>
-        <w:pStyle w:val="BodyText"/>
-      </w:pPr>
-      <w:r>
-        <w:t xml:space="preserve">ALEKSEY: Номер, бабушка. Сегодня. В реестре. Всё по-честному.</w:t>
-      </w:r>
-    </w:p>
-    <w:p>
-      <w:pPr>
-        <w:pStyle w:val="BodyText"/>
-      </w:pPr>
-      <w:r>
-        <w:t xml:space="preserve">VERA: По-честному. Сорок лет я ждала, чтобы кто-то из нашей семьи сделал медицину по-честному, с документом. Я думала, не доживу. Дожила. Зина, запиши в мой журнал: «Алёша. Удостоверение. Давление — сто пятьдесят».</w:t>
-      </w:r>
-    </w:p>
-    <w:p>
-      <w:pPr>
-        <w:pStyle w:val="BodyText"/>
-      </w:pPr>
-      <w:r>
-        <w:t xml:space="preserve">ZINA: Сто пятьдесят? Вера Павловна, это много!</w:t>
-      </w:r>
-    </w:p>
-    <w:p>
-      <w:pPr>
-        <w:pStyle w:val="BodyText"/>
-      </w:pPr>
-      <w:r>
-        <w:t xml:space="preserve">VERA: Это от радости. От радости можно. Алёша, а картонка висит?</w:t>
-      </w:r>
-    </w:p>
-    <w:p>
-      <w:pPr>
-        <w:pStyle w:val="BodyText"/>
-      </w:pPr>
-      <w:r>
-        <w:t xml:space="preserve">ALEKSEY: Висит, бабушка. Над дверью. Пункт восьмой.</w:t>
-      </w:r>
-    </w:p>
-    <w:p>
-      <w:pPr>
-        <w:pStyle w:val="BodyText"/>
-      </w:pPr>
-      <w:r>
-        <w:t xml:space="preserve">VERA: Тогда повесь рядом удостоверение. Не выше и не ниже. Рядом. Удостоверение — это бумага, а картонка — совесть. Им надо видеть друг друга каждый день, Алёша. Так и в медпункте было.</w:t>
+        <w:t xml:space="preserve">NIKOLAY: Алло, это Ирина Сергеевна с Алёшиного телефона? Что-то случилось?</w:t>
+      </w:r>
+    </w:p>
+    <w:p>
+      <w:pPr>
+        <w:pStyle w:val="BodyText"/>
+      </w:pPr>
+      <w:r>
+        <w:t xml:space="preserve">ALEKSEY: Пап, это я. Ирина набрала, потому что у меня дрожат руки.</w:t>
+      </w:r>
+    </w:p>
+    <w:p>
+      <w:pPr>
+        <w:pStyle w:val="BodyText"/>
+      </w:pPr>
+      <w:r>
+        <w:t xml:space="preserve">NIKOLAY: Если руки дрожат, значит, у вас уже есть номер?</w:t>
+      </w:r>
+    </w:p>
+    <w:p>
+      <w:pPr>
+        <w:pStyle w:val="BodyText"/>
+      </w:pPr>
+      <w:r>
+        <w:t xml:space="preserve">ALEKSEY: Есть номер, так что записывай, пожалуйста. Карандаш у тебя есть?</w:t>
+      </w:r>
+    </w:p>
+    <w:p>
+      <w:pPr>
+        <w:pStyle w:val="BodyText"/>
+      </w:pPr>
+      <w:r>
+        <w:t xml:space="preserve">NIKOLAY: Карандаш у меня всегда есть, сорок лет за ухом, так что диктуй.</w:t>
+      </w:r>
+    </w:p>
+    <w:p>
+      <w:pPr>
+        <w:pStyle w:val="BodyText"/>
+      </w:pPr>
+      <w:r>
+        <w:t xml:space="preserve">ALEKSEY: Ольга Петровна, бумажку, пожалуйста. Так, сначала «РЗН». Ты записал, пап?</w:t>
+      </w:r>
+    </w:p>
+    <w:p>
+      <w:pPr>
+        <w:pStyle w:val="BodyText"/>
+      </w:pPr>
+      <w:r>
+        <w:t xml:space="preserve">NIKOLAY: «Р-З-Н», записал. Давай дальше, только не торопись.</w:t>
+      </w:r>
+    </w:p>
+    <w:p>
+      <w:pPr>
+        <w:pStyle w:val="BodyText"/>
+      </w:pPr>
+      <w:r>
+        <w:t xml:space="preserve">ALEKSEY: Дальше год, косая черта и пять цифр. Читаю по одной.</w:t>
+      </w:r>
+    </w:p>
+    <w:p>
+      <w:pPr>
+        <w:pStyle w:val="BodyText"/>
+      </w:pPr>
+      <w:r>
+        <w:t xml:space="preserve">NIKOLAY: Читай по одной, потому что цифры по одной не путаются.</w:t>
+      </w:r>
+    </w:p>
+    <w:p>
+      <w:pPr>
+        <w:pStyle w:val="BodyText"/>
+      </w:pPr>
+      <w:r>
+        <w:t xml:space="preserve">ALEKSEY: Девять, ноль, четыре, семь, один.</w:t>
+      </w:r>
+    </w:p>
+    <w:p>
+      <w:pPr>
+        <w:pStyle w:val="BodyText"/>
+      </w:pPr>
+      <w:r>
+        <w:t xml:space="preserve">NIKOLAY: Девять, ноль, четыре, семь, один. Повторяю ещё раз, чтобы проверить: совпало?</w:t>
+      </w:r>
+    </w:p>
+    <w:p>
+      <w:pPr>
+        <w:pStyle w:val="BodyText"/>
+      </w:pPr>
+      <w:r>
+        <w:t xml:space="preserve">OLGA: Совпало, Николай Петрович, это Миронова. Вы первый человек в России, кто знает этот номер. После эксперта, конечно.</w:t>
+      </w:r>
+    </w:p>
+    <w:p>
+      <w:pPr>
+        <w:pStyle w:val="BodyText"/>
+      </w:pPr>
+      <w:r>
+        <w:t xml:space="preserve">NIKOLAY: После эксперта — это честно. Таня, иди скорее сюда, номер есть!</w:t>
+      </w:r>
+    </w:p>
+    <w:p>
+      <w:pPr>
+        <w:pStyle w:val="BodyText"/>
+      </w:pPr>
+      <w:r>
+        <w:t xml:space="preserve">TATYANA: Какой номер? Алёша, это ты звонишь насчёт того самого удостоверения?</w:t>
+      </w:r>
+    </w:p>
+    <w:p>
+      <w:pPr>
+        <w:pStyle w:val="BodyText"/>
+      </w:pPr>
+      <w:r>
+        <w:t xml:space="preserve">ALEKSEY: Да, мама, удостоверение. Вчера его подписали, а сегодня оно появилось в реестре.</w:t>
+      </w:r>
+    </w:p>
+    <w:p>
+      <w:pPr>
+        <w:pStyle w:val="BodyText"/>
+      </w:pPr>
+      <w:r>
+        <w:t xml:space="preserve">TATYANA: Господи, год и пять месяцев. Ты похудел за этот год на семь килограммов, я считала. Отец не спал перед каждой инвентаризацией, а бабушка звонила Зине каждый вечер. Мы все ждали вместе с тобой.</w:t>
+      </w:r>
+    </w:p>
+    <w:p>
+      <w:pPr>
+        <w:pStyle w:val="BodyText"/>
+      </w:pPr>
+      <w:r>
+        <w:t xml:space="preserve">ALEKSEY: Мама, это не я похудел, это касса у нас похудела.</w:t>
+      </w:r>
+    </w:p>
+    <w:p>
+      <w:pPr>
+        <w:pStyle w:val="BodyText"/>
+      </w:pPr>
+      <w:r>
+        <w:t xml:space="preserve">NIKOLAY: Я записал номер на образец наклейки. Ольга Петровна, прочитать вам, как это будет на коробке?</w:t>
+      </w:r>
+    </w:p>
+    <w:p>
+      <w:pPr>
+        <w:pStyle w:val="BodyText"/>
+      </w:pPr>
+      <w:r>
+        <w:t xml:space="preserve">OLGA: Читайте, пожалуйста, а я проверю на слух.</w:t>
+      </w:r>
+    </w:p>
+    <w:p>
+      <w:pPr>
+        <w:pStyle w:val="BodyText"/>
+      </w:pPr>
+      <w:r>
+        <w:t xml:space="preserve">NIKOLAY: «Уполномоченный представитель: ООО „Мост Медикал“, Москва. Регистрационное удостоверение номер…» и дальше номер. Ровно, в одну строку.</w:t>
+      </w:r>
+    </w:p>
+    <w:p>
+      <w:pPr>
+        <w:pStyle w:val="BodyText"/>
+      </w:pPr>
+      <w:r>
+        <w:t xml:space="preserve">OLGA: Без единой ошибки. Николай Петрович, вы читаете, как настоящий эксперт.</w:t>
+      </w:r>
+    </w:p>
+    <w:p>
+      <w:pPr>
+        <w:pStyle w:val="BodyText"/>
+      </w:pPr>
+      <w:r>
+        <w:t xml:space="preserve">NIKOLAY: Я сорок лет читал чертежи, а ошибка в чертеже — это брак всей партии.</w:t>
+      </w:r>
+    </w:p>
+    <w:p>
+      <w:pPr>
+        <w:pStyle w:val="BodyText"/>
+      </w:pPr>
+      <w:r>
+        <w:t xml:space="preserve">ALEKSEY: Пап, значит, в субботу? Склад и наклейки?</w:t>
+      </w:r>
+    </w:p>
+    <w:p>
+      <w:pPr>
+        <w:pStyle w:val="BodyText"/>
+      </w:pPr>
+      <w:r>
+        <w:t xml:space="preserve">NIKOLAY: Да, в субботу: «Ласточка» в пять сорок, уровень, бутерброды и карандаш. Рустаму позвоню прямо сейчас.</w:t>
+      </w:r>
+    </w:p>
+    <w:p>
+      <w:pPr>
+        <w:pStyle w:val="BodyText"/>
+      </w:pPr>
+      <w:r>
+        <w:t xml:space="preserve">TATYANA: Алёша, а бабушке ты позвонил? Бабушка ждёт с самого утра, Зина сказала, что она сидит у телефона.</w:t>
+      </w:r>
+    </w:p>
+    <w:p>
+      <w:pPr>
+        <w:pStyle w:val="BodyText"/>
+      </w:pPr>
+      <w:r>
+        <w:t xml:space="preserve">ALEKSEY: Сейчас звоню бабушке. Пап, спасибо тебе за номер, за наклейки и вообще за всё.</w:t>
+      </w:r>
+    </w:p>
+    <w:p>
+      <w:pPr>
+        <w:pStyle w:val="BodyText"/>
+      </w:pPr>
+      <w:r>
+        <w:t xml:space="preserve">NIKOLAY: Не за что, я ведь контролёр по договору. Иди звони, бабушка старше.</w:t>
+      </w:r>
+    </w:p>
+    <w:p>
+      <w:pPr>
+        <w:pStyle w:val="BodyText"/>
+      </w:pPr>
+      <w:r>
+        <w:t xml:space="preserve">ZINA: Алло, это Зина! Вера Павловна рядом, но трубку держать не может, руки трясутся, но я сейчас дам ей трубку!</w:t>
+      </w:r>
+    </w:p>
+    <w:p>
+      <w:pPr>
+        <w:pStyle w:val="BodyText"/>
+      </w:pPr>
+      <w:r>
+        <w:t xml:space="preserve">VERA: Алёша, ну что, номер у вас есть?</w:t>
+      </w:r>
+    </w:p>
+    <w:p>
+      <w:pPr>
+        <w:pStyle w:val="BodyText"/>
+      </w:pPr>
+      <w:r>
+        <w:t xml:space="preserve">ALEKSEY: Есть номер, бабушка, сегодня появился в реестре, и всё по-честному.</w:t>
+      </w:r>
+    </w:p>
+    <w:p>
+      <w:pPr>
+        <w:pStyle w:val="BodyText"/>
+      </w:pPr>
+      <w:r>
+        <w:t xml:space="preserve">VERA: Вот именно, по-честному. Сорок лет я ждала, чтобы кто-то из нашей семьи сделал медицину по-честному, с документом. Я думала, что не доживу, а вот дожила. Зина, запиши в мой журнал: «Алёша. Удостоверение. Давление — сто пятьдесят».</w:t>
+      </w:r>
+    </w:p>
+    <w:p>
+      <w:pPr>
+        <w:pStyle w:val="BodyText"/>
+      </w:pPr>
+      <w:r>
+        <w:t xml:space="preserve">ZINA: Сто пятьдесят? Вера Павловна, но ведь это очень много!</w:t>
+      </w:r>
+    </w:p>
+    <w:p>
+      <w:pPr>
+        <w:pStyle w:val="BodyText"/>
+      </w:pPr>
+      <w:r>
+        <w:t xml:space="preserve">VERA: Это от радости, а от радости можно. Алёша, а картонка у вас ещё висит?</w:t>
+      </w:r>
+    </w:p>
+    <w:p>
+      <w:pPr>
+        <w:pStyle w:val="BodyText"/>
+      </w:pPr>
+      <w:r>
+        <w:t xml:space="preserve">ALEKSEY: Висит, бабушка, над самой дверью. Это наш пункт восьмой.</w:t>
+      </w:r>
+    </w:p>
+    <w:p>
+      <w:pPr>
+        <w:pStyle w:val="BodyText"/>
+      </w:pPr>
+      <w:r>
+        <w:t xml:space="preserve">VERA: Тогда повесь рядом удостоверение, не выше и не ниже, а рядом. Удостоверение — это бумага, а картонка — это совесть. Им надо видеть друг друга каждый день, Алёша. Так было и у меня в медпункте, все сорок лет.</w:t>
       </w:r>
     </w:p>
     <w:bookmarkEnd w:id="22"/>
@@ -961,239 +961,239 @@
         <w:pStyle w:val="FirstParagraph"/>
       </w:pPr>
       <w:r>
-        <w:t xml:space="preserve">DOYUN: Лёша! Сохи нашла реестр раньше меня. Она плачет. Говорит, что это аллергия.</w:t>
-      </w:r>
-    </w:p>
-    <w:p>
-      <w:pPr>
-        <w:pStyle w:val="BodyText"/>
-      </w:pPr>
-      <w:r>
-        <w:t xml:space="preserve">SOHEE: Аллергия. На хорошие новости. Первый раз.</w:t>
-      </w:r>
-    </w:p>
-    <w:p>
-      <w:pPr>
-        <w:pStyle w:val="BodyText"/>
-      </w:pPr>
-      <w:r>
-        <w:t xml:space="preserve">ALEKSEY: Сохи, это ваше удостоверение тоже. Ваша подпись — в каждом ответе.</w:t>
-      </w:r>
-    </w:p>
-    <w:p>
-      <w:pPr>
-        <w:pStyle w:val="BodyText"/>
-      </w:pPr>
-      <w:r>
-        <w:t xml:space="preserve">SOHEE: Наше. Я сказала дочери. Она сказала: «Спа-си-бо, Россия».</w:t>
-      </w:r>
-    </w:p>
-    <w:p>
-      <w:pPr>
-        <w:pStyle w:val="BodyText"/>
-      </w:pPr>
-      <w:r>
-        <w:t xml:space="preserve">DOYUN: Подожди, Лёша. Президент идёт. Он что-то учил всё утро. С бумажкой.</w:t>
-      </w:r>
-    </w:p>
-    <w:p>
-      <w:pPr>
-        <w:pStyle w:val="BodyText"/>
-      </w:pPr>
-      <w:r>
-        <w:t xml:space="preserve">OLGA: Опять новое русское слово?</w:t>
-      </w:r>
-    </w:p>
-    <w:p>
-      <w:pPr>
-        <w:pStyle w:val="BodyText"/>
-      </w:pPr>
-      <w:r>
-        <w:t xml:space="preserve">DOYUN: Одно. Он говорит, что это самое трудное слово, которое он учил. Вот он.</w:t>
-      </w:r>
-    </w:p>
-    <w:p>
-      <w:pPr>
-        <w:pStyle w:val="BodyText"/>
-      </w:pPr>
-      <w:r>
-        <w:t xml:space="preserve">IRINA: Мы слушаем.</w:t>
-      </w:r>
-    </w:p>
-    <w:p>
-      <w:pPr>
-        <w:pStyle w:val="BodyText"/>
-      </w:pPr>
-      <w:r>
-        <w:t xml:space="preserve">DOYUN: «По-здрав-ля-ю». И кланяется. Низко. Лёша, он так кланяется только своей матери на фото.</w:t>
-      </w:r>
-    </w:p>
-    <w:p>
-      <w:pPr>
-        <w:pStyle w:val="BodyText"/>
-      </w:pPr>
-      <w:r>
-        <w:t xml:space="preserve">ALEKSEY: Господин президент, спасибо. Честно. В срок. Его слова — ему.</w:t>
-      </w:r>
-    </w:p>
-    <w:p>
-      <w:pPr>
-        <w:pStyle w:val="BodyText"/>
-      </w:pPr>
-      <w:r>
-        <w:t xml:space="preserve">DOYUN: Он смеётся. Он говорит: «Не в срок. Позже срока. Но честно». И это правда.</w:t>
-      </w:r>
-    </w:p>
-    <w:p>
-      <w:pPr>
-        <w:pStyle w:val="BodyText"/>
-      </w:pPr>
-      <w:r>
-        <w:t xml:space="preserve">OLGA: Позже на месяц. Это мой прогноз, не его. Переведите: регистратор не извиняется. Регистратор объясняет.</w:t>
-      </w:r>
-    </w:p>
-    <w:p>
-      <w:pPr>
-        <w:pStyle w:val="BodyText"/>
-      </w:pPr>
-      <w:r>
-        <w:t xml:space="preserve">DOYUN: Президент говорит: «Регистратор, который объясняет, лучше регистратора, который обещает». И теперь о деле. Совет директоров.</w:t>
-      </w:r>
-    </w:p>
-    <w:p>
-      <w:pPr>
-        <w:pStyle w:val="BodyText"/>
-      </w:pPr>
-      <w:r>
-        <w:t xml:space="preserve">ALEKSEY: Эксклюзив. В августе. Что решили?</w:t>
-      </w:r>
-    </w:p>
-    <w:p>
-      <w:pPr>
-        <w:pStyle w:val="BodyText"/>
-      </w:pPr>
-      <w:r>
-        <w:t xml:space="preserve">DOYUN: Совет был в понедельник. Отдел продаж требовал пересмотреть условия. Президент показал им ваши пятничные отчёты. Восемь недель, восемь отчётов, все цифры. И сказал: «Эти люди ждут лучше, чем мы продаём». Эксклюзив остаётся.</w:t>
-      </w:r>
-    </w:p>
-    <w:p>
-      <w:pPr>
-        <w:pStyle w:val="BodyText"/>
-      </w:pPr>
-      <w:r>
-        <w:t xml:space="preserve">IRINA: Пятничные отчёты. Вкладка «Терпение». Строка четыре.</w:t>
-      </w:r>
-    </w:p>
-    <w:p>
-      <w:pPr>
-        <w:pStyle w:val="BodyText"/>
-      </w:pPr>
-      <w:r>
-        <w:t xml:space="preserve">DOYUN: Но есть условие. Первая продажа — до конца года. Первая настоящая продажа врачу. Иначе вопрос вернётся.</w:t>
-      </w:r>
-    </w:p>
-    <w:p>
-      <w:pPr>
-        <w:pStyle w:val="BodyText"/>
-      </w:pPr>
-      <w:r>
-        <w:t xml:space="preserve">ALEKSEY: До конца года. Четыре месяца. Успеем.</w:t>
-      </w:r>
-    </w:p>
-    <w:p>
-      <w:pPr>
-        <w:pStyle w:val="BodyText"/>
-      </w:pPr>
-      <w:r>
-        <w:t xml:space="preserve">OLGA: Осторожно со словом «успеем».</w:t>
-      </w:r>
-    </w:p>
-    <w:p>
-      <w:pPr>
-        <w:pStyle w:val="BodyText"/>
-      </w:pPr>
-      <w:r>
-        <w:t xml:space="preserve">ALEKSEY: Хорошо. Будем работать. Без обещаний.</w:t>
-      </w:r>
-    </w:p>
-    <w:p>
-      <w:pPr>
-        <w:pStyle w:val="BodyText"/>
-      </w:pPr>
-      <w:r>
-        <w:t xml:space="preserve">DOYUN: Президент кивает. Ещё одно: тренер. Корейский врач. Октябрь. Как он обещал в ноябре.</w:t>
-      </w:r>
-    </w:p>
-    <w:p>
-      <w:pPr>
-        <w:pStyle w:val="BodyText"/>
-      </w:pPr>
-      <w:r>
-        <w:t xml:space="preserve">SOHEE: Доктор Хан. Двадцать лет инъекций. Очень строгая. Русский — ноль.</w:t>
-      </w:r>
-    </w:p>
-    <w:p>
-      <w:pPr>
-        <w:pStyle w:val="BodyText"/>
-      </w:pPr>
-      <w:r>
-        <w:t xml:space="preserve">ALEKSEY: Строгая — это хорошо. Корнилова тоже строгая. Они поймут друг друга без перевода.</w:t>
-      </w:r>
-    </w:p>
-    <w:p>
-      <w:pPr>
-        <w:pStyle w:val="BodyText"/>
-      </w:pPr>
-      <w:r>
-        <w:t xml:space="preserve">DOYUN: Без перевода? А я? Я лечу с ней. Президент сказал: «Доюн — в Москву на месяц».</w:t>
-      </w:r>
-    </w:p>
-    <w:p>
-      <w:pPr>
-        <w:pStyle w:val="BodyText"/>
-      </w:pPr>
-      <w:r>
-        <w:t xml:space="preserve">ALEKSEY: На месяц? В Москву? Доюн!</w:t>
-      </w:r>
-    </w:p>
-    <w:p>
-      <w:pPr>
-        <w:pStyle w:val="BodyText"/>
-      </w:pPr>
-      <w:r>
-        <w:t xml:space="preserve">DOYUN: Не кричи. Пятнадцатая строка Ирины. Я видел вашу таблицу.</w:t>
-      </w:r>
-    </w:p>
-    <w:p>
-      <w:pPr>
-        <w:pStyle w:val="BodyText"/>
-      </w:pPr>
-      <w:r>
-        <w:t xml:space="preserve">IRINA: Он видел мою таблицу. Это и есть доверие. Или утечка.</w:t>
-      </w:r>
-    </w:p>
-    <w:p>
-      <w:pPr>
-        <w:pStyle w:val="BodyText"/>
-      </w:pPr>
-      <w:r>
-        <w:t xml:space="preserve">DOYUN: Доверие. Лёша, мой отдел продаж теперь молчит. Первый раз за год я не боюсь Европы. Я боюсь только одного: что в октябре доктор Хан скажет Корниловой «нет», и мне придётся это переводить.</w:t>
-      </w:r>
-    </w:p>
-    <w:p>
-      <w:pPr>
-        <w:pStyle w:val="BodyText"/>
-      </w:pPr>
-      <w:r>
-        <w:t xml:space="preserve">SOHEE: Президент уходит. Он говорит ещё: «Бабушке — привет. Давление — записывайте».</w:t>
-      </w:r>
-    </w:p>
-    <w:p>
-      <w:pPr>
-        <w:pStyle w:val="BodyText"/>
-      </w:pPr>
-      <w:r>
-        <w:t xml:space="preserve">ALEKSEY: Передам. У неё сегодня сто пятьдесят. От радости.</w:t>
+        <w:t xml:space="preserve">DOYUN: Лёша, Сохи нашла реестр раньше меня, и теперь она плачет. Но говорит, что это аллергия.</w:t>
+      </w:r>
+    </w:p>
+    <w:p>
+      <w:pPr>
+        <w:pStyle w:val="BodyText"/>
+      </w:pPr>
+      <w:r>
+        <w:t xml:space="preserve">SOHEE: Да, аллергия на хорошие новости, и в первый раз в жизни.</w:t>
+      </w:r>
+    </w:p>
+    <w:p>
+      <w:pPr>
+        <w:pStyle w:val="BodyText"/>
+      </w:pPr>
+      <w:r>
+        <w:t xml:space="preserve">ALEKSEY: Сохи, это ведь и ваше удостоверение тоже. Ваша подпись стоит в каждом ответе.</w:t>
+      </w:r>
+    </w:p>
+    <w:p>
+      <w:pPr>
+        <w:pStyle w:val="BodyText"/>
+      </w:pPr>
+      <w:r>
+        <w:t xml:space="preserve">SOHEE: Да, наше общее. Я сказала дочери, и она ответила: «Спа-си-бо, Россия».</w:t>
+      </w:r>
+    </w:p>
+    <w:p>
+      <w:pPr>
+        <w:pStyle w:val="BodyText"/>
+      </w:pPr>
+      <w:r>
+        <w:t xml:space="preserve">DOYUN: Подожди, Лёша, сюда идёт президент. Он всё утро что-то учил по бумажке.</w:t>
+      </w:r>
+    </w:p>
+    <w:p>
+      <w:pPr>
+        <w:pStyle w:val="BodyText"/>
+      </w:pPr>
+      <w:r>
+        <w:t xml:space="preserve">OLGA: Опять какое-то новое русское слово? Он нас всё время удивляет.</w:t>
+      </w:r>
+    </w:p>
+    <w:p>
+      <w:pPr>
+        <w:pStyle w:val="BodyText"/>
+      </w:pPr>
+      <w:r>
+        <w:t xml:space="preserve">DOYUN: Всего одно слово, и он говорит, что это самое трудное слово, которое он когда-либо учил. Вот он.</w:t>
+      </w:r>
+    </w:p>
+    <w:p>
+      <w:pPr>
+        <w:pStyle w:val="BodyText"/>
+      </w:pPr>
+      <w:r>
+        <w:t xml:space="preserve">IRINA: Мы все внимательно слушаем, господин президент.</w:t>
+      </w:r>
+    </w:p>
+    <w:p>
+      <w:pPr>
+        <w:pStyle w:val="BodyText"/>
+      </w:pPr>
+      <w:r>
+        <w:t xml:space="preserve">DOYUN: «По-здрав-ля-ю», и он низко кланяется. Лёша, так низко он кланяется только своей матери на фотографии.</w:t>
+      </w:r>
+    </w:p>
+    <w:p>
+      <w:pPr>
+        <w:pStyle w:val="BodyText"/>
+      </w:pPr>
+      <w:r>
+        <w:t xml:space="preserve">ALEKSEY: Господин президент, спасибо вам. Честно и в срок — это его слова, и я возвращаю их ему.</w:t>
+      </w:r>
+    </w:p>
+    <w:p>
+      <w:pPr>
+        <w:pStyle w:val="BodyText"/>
+      </w:pPr>
+      <w:r>
+        <w:t xml:space="preserve">DOYUN: Он смеётся и говорит: «Не в срок, а позже срока. Но честно». И это правда.</w:t>
+      </w:r>
+    </w:p>
+    <w:p>
+      <w:pPr>
+        <w:pStyle w:val="BodyText"/>
+      </w:pPr>
+      <w:r>
+        <w:t xml:space="preserve">OLGA: Позже на месяц, но это был мой прогноз, а не его. Переведите ему: регистратор не извиняется, регистратор объясняет.</w:t>
+      </w:r>
+    </w:p>
+    <w:p>
+      <w:pPr>
+        <w:pStyle w:val="BodyText"/>
+      </w:pPr>
+      <w:r>
+        <w:t xml:space="preserve">DOYUN: Президент говорит: «Регистратор, который объясняет, лучше регистратора, который обещает». А теперь о деле: совет директоров.</w:t>
+      </w:r>
+    </w:p>
+    <w:p>
+      <w:pPr>
+        <w:pStyle w:val="BodyText"/>
+      </w:pPr>
+      <w:r>
+        <w:t xml:space="preserve">ALEKSEY: Эксклюзив в августе. Что они решили? Не томи, Доюн.</w:t>
+      </w:r>
+    </w:p>
+    <w:p>
+      <w:pPr>
+        <w:pStyle w:val="BodyText"/>
+      </w:pPr>
+      <w:r>
+        <w:t xml:space="preserve">DOYUN: Совет был в понедельник. Отдел продаж требовал пересмотреть условия. Президент показал им ваши пятничные отчёты: восемь недель, восемь отчётов и все цифры. И сказал: «Эти люди ждут лучше, чем мы продаём». Так что эксклюзив остаётся у вас.</w:t>
+      </w:r>
+    </w:p>
+    <w:p>
+      <w:pPr>
+        <w:pStyle w:val="BodyText"/>
+      </w:pPr>
+      <w:r>
+        <w:t xml:space="preserve">IRINA: Пятничные отчёты из вкладки «Терпение», строка четыре. Значит, это сработало.</w:t>
+      </w:r>
+    </w:p>
+    <w:p>
+      <w:pPr>
+        <w:pStyle w:val="BodyText"/>
+      </w:pPr>
+      <w:r>
+        <w:t xml:space="preserve">DOYUN: Но есть условие: первая продажа до конца года, то есть первая настоящая продажа врачу. Иначе этот вопрос вернётся.</w:t>
+      </w:r>
+    </w:p>
+    <w:p>
+      <w:pPr>
+        <w:pStyle w:val="BodyText"/>
+      </w:pPr>
+      <w:r>
+        <w:t xml:space="preserve">ALEKSEY: До конца года, значит, четыре месяца. Мы успеем, я уверен.</w:t>
+      </w:r>
+    </w:p>
+    <w:p>
+      <w:pPr>
+        <w:pStyle w:val="BodyText"/>
+      </w:pPr>
+      <w:r>
+        <w:t xml:space="preserve">OLGA: Осторожно со словом «успеем», Алексей Николаевич. Вы его уже говорили.</w:t>
+      </w:r>
+    </w:p>
+    <w:p>
+      <w:pPr>
+        <w:pStyle w:val="BodyText"/>
+      </w:pPr>
+      <w:r>
+        <w:t xml:space="preserve">ALEKSEY: Хорошо, исправляюсь: будем работать, без всяких обещаний.</w:t>
+      </w:r>
+    </w:p>
+    <w:p>
+      <w:pPr>
+        <w:pStyle w:val="BodyText"/>
+      </w:pPr>
+      <w:r>
+        <w:t xml:space="preserve">DOYUN: Президент кивает и добавляет ещё одно: тренер, корейский врач, приедет в октябре, как он и обещал в ноябре.</w:t>
+      </w:r>
+    </w:p>
+    <w:p>
+      <w:pPr>
+        <w:pStyle w:val="BodyText"/>
+      </w:pPr>
+      <w:r>
+        <w:t xml:space="preserve">SOHEE: Это доктор Хан: двадцать лет инъекций, очень строгая. А русский у неё — ноль.</w:t>
+      </w:r>
+    </w:p>
+    <w:p>
+      <w:pPr>
+        <w:pStyle w:val="BodyText"/>
+      </w:pPr>
+      <w:r>
+        <w:t xml:space="preserve">ALEKSEY: Строгая — это хорошо. Корнилова тоже строгая, они поймут друг друга без перевода.</w:t>
+      </w:r>
+    </w:p>
+    <w:p>
+      <w:pPr>
+        <w:pStyle w:val="BodyText"/>
+      </w:pPr>
+      <w:r>
+        <w:t xml:space="preserve">DOYUN: Без перевода? А как же тогда я, если я лечу вместе с ней. Президент сказал: «Доюн — в Москву на месяц».</w:t>
+      </w:r>
+    </w:p>
+    <w:p>
+      <w:pPr>
+        <w:pStyle w:val="BodyText"/>
+      </w:pPr>
+      <w:r>
+        <w:t xml:space="preserve">ALEKSEY: На целый месяц в Москву? Доюн, это же замечательно!</w:t>
+      </w:r>
+    </w:p>
+    <w:p>
+      <w:pPr>
+        <w:pStyle w:val="BodyText"/>
+      </w:pPr>
+      <w:r>
+        <w:t xml:space="preserve">DOYUN: Не кричи, вспомни пятнадцатую строку Ирины. Я видел вашу таблицу.</w:t>
+      </w:r>
+    </w:p>
+    <w:p>
+      <w:pPr>
+        <w:pStyle w:val="BodyText"/>
+      </w:pPr>
+      <w:r>
+        <w:t xml:space="preserve">IRINA: Он видел мою таблицу. Это и есть доверие. Или утечка, я пока не решила.</w:t>
+      </w:r>
+    </w:p>
+    <w:p>
+      <w:pPr>
+        <w:pStyle w:val="BodyText"/>
+      </w:pPr>
+      <w:r>
+        <w:t xml:space="preserve">DOYUN: Конечно, это доверие. Лёша, мой отдел продаж теперь молчит. Первый раз за год я не боюсь Европы. Я боюсь только одного: что в октябре доктор Хан скажет Корниловой «нет», и мне придётся это переводить.</w:t>
+      </w:r>
+    </w:p>
+    <w:p>
+      <w:pPr>
+        <w:pStyle w:val="BodyText"/>
+      </w:pPr>
+      <w:r>
+        <w:t xml:space="preserve">SOHEE: Президент уходит и говорит ещё: «Бабушке привет. А давление — записывайте».</w:t>
+      </w:r>
+    </w:p>
+    <w:p>
+      <w:pPr>
+        <w:pStyle w:val="BodyText"/>
+      </w:pPr>
+      <w:r>
+        <w:t xml:space="preserve">ALEKSEY: Обязательно передам, у неё сегодня сто пятьдесят, от радости.</w:t>
       </w:r>
     </w:p>
     <w:bookmarkEnd w:id="23"/>
@@ -1211,199 +1211,199 @@
         <w:pStyle w:val="FirstParagraph"/>
       </w:pPr>
       <w:r>
-        <w:t xml:space="preserve">OLGA: Телефон. Незнакомый номер. Нет, знакомый. Это экспертиза.</w:t>
-      </w:r>
-    </w:p>
-    <w:p>
-      <w:pPr>
-        <w:pStyle w:val="BodyText"/>
-      </w:pPr>
-      <w:r>
-        <w:t xml:space="preserve">IRINA: Возьмите. На громкую.</w:t>
-      </w:r>
-    </w:p>
-    <w:p>
-      <w:pPr>
-        <w:pStyle w:val="BodyText"/>
-      </w:pPr>
-      <w:r>
-        <w:t xml:space="preserve">NAZAROVA: Миронова? Назарова. Это не поздравление.</w:t>
-      </w:r>
-    </w:p>
-    <w:p>
-      <w:pPr>
-        <w:pStyle w:val="BodyText"/>
-      </w:pPr>
-      <w:r>
-        <w:t xml:space="preserve">OLGA: Я понимаю, Тамара Викторовна. А что это?</w:t>
-      </w:r>
-    </w:p>
-    <w:p>
-      <w:pPr>
-        <w:pStyle w:val="BodyText"/>
-      </w:pPr>
-      <w:r>
-        <w:t xml:space="preserve">NAZAROVA: Информация. Удостоверение внесено в реестр. Я проверила запись сама. Без ошибок. Седьмая страница инструкции — правильная.</w:t>
-      </w:r>
-    </w:p>
-    <w:p>
-      <w:pPr>
-        <w:pStyle w:val="BodyText"/>
-      </w:pPr>
-      <w:r>
-        <w:t xml:space="preserve">OLGA: Спасибо.</w:t>
-      </w:r>
-    </w:p>
-    <w:p>
-      <w:pPr>
-        <w:pStyle w:val="BodyText"/>
-      </w:pPr>
-      <w:r>
-        <w:t xml:space="preserve">NAZAROVA: Не благодарите, я говорила. И передайте Воронцову. Он рядом?</w:t>
-      </w:r>
-    </w:p>
-    <w:p>
-      <w:pPr>
-        <w:pStyle w:val="BodyText"/>
-      </w:pPr>
-      <w:r>
-        <w:t xml:space="preserve">ALEKSEY: Рядом, Тамара Викторовна. Слушаю.</w:t>
-      </w:r>
-    </w:p>
-    <w:p>
-      <w:pPr>
-        <w:pStyle w:val="BodyText"/>
-      </w:pPr>
-      <w:r>
-        <w:t xml:space="preserve">NAZAROVA: Воронцов. Удостоверение — это не конец. Это начало ответственности. Первое осложнение — мне письмо. Наблюдение за ста пациентками я буду читать сама, каждый квартал. И если узелков будет больше трёх — я хочу знать раньше, чем журналисты.</w:t>
-      </w:r>
-    </w:p>
-    <w:p>
-      <w:pPr>
-        <w:pStyle w:val="BodyText"/>
-      </w:pPr>
-      <w:r>
-        <w:t xml:space="preserve">ALEKSEY: Обещаю. Нет. Записываю. Это надёжнее.</w:t>
-      </w:r>
-    </w:p>
-    <w:p>
-      <w:pPr>
-        <w:pStyle w:val="BodyText"/>
-      </w:pPr>
-      <w:r>
-        <w:t xml:space="preserve">NAZAROVA: Это слова Мироновой. Вы учитесь. До свидания.</w:t>
-      </w:r>
-    </w:p>
-    <w:p>
-      <w:pPr>
-        <w:pStyle w:val="BodyText"/>
-      </w:pPr>
-      <w:r>
-        <w:t xml:space="preserve">OLGA: Двенадцать лет назад она тоже позвонила мне. Сказать, что отказ. Сегодня — сказать, что без ошибок. Между этими двумя звонками — вся моя профессия, и половина — благодаря ей.</w:t>
-      </w:r>
-    </w:p>
-    <w:p>
-      <w:pPr>
-        <w:pStyle w:val="BodyText"/>
-      </w:pPr>
-      <w:r>
-        <w:t xml:space="preserve">IRINA: Ольга Петровна, вы плачете?</w:t>
-      </w:r>
-    </w:p>
-    <w:p>
-      <w:pPr>
-        <w:pStyle w:val="BodyText"/>
-      </w:pPr>
-      <w:r>
-        <w:t xml:space="preserve">OLGA: Регистраторы не плачут. Это дым. С балкона.</w:t>
-      </w:r>
-    </w:p>
-    <w:p>
-      <w:pPr>
-        <w:pStyle w:val="BodyText"/>
-      </w:pPr>
-      <w:r>
-        <w:t xml:space="preserve">ALEKSEY: Балкон закрыт. Вы сегодня ни разу не курили.</w:t>
-      </w:r>
-    </w:p>
-    <w:p>
-      <w:pPr>
-        <w:pStyle w:val="BodyText"/>
-      </w:pPr>
-      <w:r>
-        <w:t xml:space="preserve">OLGA: Тогда это аллергия. Как у Сохи. У меня в сумке есть бумажка. С Нового года.</w:t>
-      </w:r>
-    </w:p>
-    <w:p>
-      <w:pPr>
-        <w:pStyle w:val="BodyText"/>
-      </w:pPr>
-      <w:r>
-        <w:t xml:space="preserve">ALEKSEY: Вы же её сожгли. Пепел — в шампанское.</w:t>
-      </w:r>
-    </w:p>
-    <w:p>
-      <w:pPr>
-        <w:pStyle w:val="BodyText"/>
-      </w:pPr>
-      <w:r>
-        <w:t xml:space="preserve">OLGA: Я сожгла копию. Оригинал — в сумке. Регистратор не сжигает оригиналы. Читайте.</w:t>
-      </w:r>
-    </w:p>
-    <w:p>
-      <w:pPr>
-        <w:pStyle w:val="BodyText"/>
-      </w:pPr>
-      <w:r>
-        <w:t xml:space="preserve">ALEKSEY: «Двенадцатое августа». Подождите. Удостоверение подписано…</w:t>
-      </w:r>
-    </w:p>
-    <w:p>
-      <w:pPr>
-        <w:pStyle w:val="BodyText"/>
-      </w:pPr>
-      <w:r>
-        <w:t xml:space="preserve">IRINA: Двенадцатого августа. Вчера. Я смотрела в реестре.</w:t>
-      </w:r>
-    </w:p>
-    <w:p>
-      <w:pPr>
-        <w:pStyle w:val="BodyText"/>
-      </w:pPr>
-      <w:r>
-        <w:t xml:space="preserve">ALEKSEY: Вы угадали день. За семь с половиной месяцев. День в день.</w:t>
-      </w:r>
-    </w:p>
-    <w:p>
-      <w:pPr>
-        <w:pStyle w:val="BodyText"/>
-      </w:pPr>
-      <w:r>
-        <w:t xml:space="preserve">OLGA: Я не угадала. Я посчитала. Двадцать лет я считала сроки для чужих компаний и всегда ошибалась на месяц. Сегодня в первый раз попала в день. Потому что впервые все говорили правду.</w:t>
-      </w:r>
-    </w:p>
-    <w:p>
-      <w:pPr>
-        <w:pStyle w:val="BodyText"/>
-      </w:pPr>
-      <w:r>
-        <w:t xml:space="preserve">IRINA: А Стас? Его визитка ещё висит рядом с картонкой.</w:t>
-      </w:r>
-    </w:p>
-    <w:p>
-      <w:pPr>
-        <w:pStyle w:val="BodyText"/>
-      </w:pPr>
-      <w:r>
-        <w:t xml:space="preserve">ALEKSEY: Больше не нужна. Для контраста теперь есть удостоверение.</w:t>
-      </w:r>
-    </w:p>
-    <w:p>
-      <w:pPr>
-        <w:pStyle w:val="BodyText"/>
-      </w:pPr>
-      <w:r>
-        <w:t xml:space="preserve">OLGA: Снимайте. Только не выбрасывайте. Положите в журнал отклонений. На память.</w:t>
+        <w:t xml:space="preserve">OLGA: Телефон звонит, незнакомый номер, хотя нет, знакомый: это экспертиза.</w:t>
+      </w:r>
+    </w:p>
+    <w:p>
+      <w:pPr>
+        <w:pStyle w:val="BodyText"/>
+      </w:pPr>
+      <w:r>
+        <w:t xml:space="preserve">IRINA: Возьмите трубку и включите громкую связь, чтобы мы все слышали.</w:t>
+      </w:r>
+    </w:p>
+    <w:p>
+      <w:pPr>
+        <w:pStyle w:val="BodyText"/>
+      </w:pPr>
+      <w:r>
+        <w:t xml:space="preserve">NAZAROVA: Миронова? Это Назарова, и сразу скажу: это не поздравление.</w:t>
+      </w:r>
+    </w:p>
+    <w:p>
+      <w:pPr>
+        <w:pStyle w:val="BodyText"/>
+      </w:pPr>
+      <w:r>
+        <w:t xml:space="preserve">OLGA: Я понимаю, Тамара Викторовна. А что же это тогда?</w:t>
+      </w:r>
+    </w:p>
+    <w:p>
+      <w:pPr>
+        <w:pStyle w:val="BodyText"/>
+      </w:pPr>
+      <w:r>
+        <w:t xml:space="preserve">NAZAROVA: Это просто информация. Удостоверение внесено в реестр, я сама проверила запись: без ошибок. Седьмая страница инструкции правильная.</w:t>
+      </w:r>
+    </w:p>
+    <w:p>
+      <w:pPr>
+        <w:pStyle w:val="BodyText"/>
+      </w:pPr>
+      <w:r>
+        <w:t xml:space="preserve">OLGA: Спасибо вам, Тамара Викторовна. Для нас это очень важно.</w:t>
+      </w:r>
+    </w:p>
+    <w:p>
+      <w:pPr>
+        <w:pStyle w:val="BodyText"/>
+      </w:pPr>
+      <w:r>
+        <w:t xml:space="preserve">NAZAROVA: Не благодарите, я вам уже говорила. И передайте кое-что Воронцову, если он рядом.</w:t>
+      </w:r>
+    </w:p>
+    <w:p>
+      <w:pPr>
+        <w:pStyle w:val="BodyText"/>
+      </w:pPr>
+      <w:r>
+        <w:t xml:space="preserve">ALEKSEY: Да, я рядом, Тамара Викторовна. Слушаю вас внимательно.</w:t>
+      </w:r>
+    </w:p>
+    <w:p>
+      <w:pPr>
+        <w:pStyle w:val="BodyText"/>
+      </w:pPr>
+      <w:r>
+        <w:t xml:space="preserve">NAZAROVA: Воронцов, удостоверение — это не конец, а начало ответственности. О первом осложнении вы пишете мне письмо. Наблюдение за ста пациентками я буду читать сама, каждый квартал. И если узелков будет больше трёх, я хочу знать об этом раньше, чем журналисты.</w:t>
+      </w:r>
+    </w:p>
+    <w:p>
+      <w:pPr>
+        <w:pStyle w:val="BodyText"/>
+      </w:pPr>
+      <w:r>
+        <w:t xml:space="preserve">ALEKSEY: Обещаю, то есть нет, не обещаю, а записываю, потому что так надёжнее.</w:t>
+      </w:r>
+    </w:p>
+    <w:p>
+      <w:pPr>
+        <w:pStyle w:val="BodyText"/>
+      </w:pPr>
+      <w:r>
+        <w:t xml:space="preserve">NAZAROVA: Это слова Мироновой, значит, вы учитесь. До свидания, Воронцов.</w:t>
+      </w:r>
+    </w:p>
+    <w:p>
+      <w:pPr>
+        <w:pStyle w:val="BodyText"/>
+      </w:pPr>
+      <w:r>
+        <w:t xml:space="preserve">OLGA: Двенадцать лет назад она тоже позвонила мне, чтобы сказать, что это отказ. А сегодня позвонила, чтобы сказать, что без ошибок. Между этими двумя звонками — вся моя профессия, и половиной её я обязана именно ей.</w:t>
+      </w:r>
+    </w:p>
+    <w:p>
+      <w:pPr>
+        <w:pStyle w:val="BodyText"/>
+      </w:pPr>
+      <w:r>
+        <w:t xml:space="preserve">IRINA: Ольга Петровна, вы что, плачете?</w:t>
+      </w:r>
+    </w:p>
+    <w:p>
+      <w:pPr>
+        <w:pStyle w:val="BodyText"/>
+      </w:pPr>
+      <w:r>
+        <w:t xml:space="preserve">OLGA: Регистраторы не плачут. Это просто дым с балкона.</w:t>
+      </w:r>
+    </w:p>
+    <w:p>
+      <w:pPr>
+        <w:pStyle w:val="BodyText"/>
+      </w:pPr>
+      <w:r>
+        <w:t xml:space="preserve">ALEKSEY: Но балкон закрыт, и вы сегодня ни разу не курили.</w:t>
+      </w:r>
+    </w:p>
+    <w:p>
+      <w:pPr>
+        <w:pStyle w:val="BodyText"/>
+      </w:pPr>
+      <w:r>
+        <w:t xml:space="preserve">OLGA: Тогда это аллергия, как у Сохи. А у меня в сумке есть бумажка, ещё с Нового года.</w:t>
+      </w:r>
+    </w:p>
+    <w:p>
+      <w:pPr>
+        <w:pStyle w:val="BodyText"/>
+      </w:pPr>
+      <w:r>
+        <w:t xml:space="preserve">ALEKSEY: Но ведь вы её сожгли, а пепел бросили в шампанское.</w:t>
+      </w:r>
+    </w:p>
+    <w:p>
+      <w:pPr>
+        <w:pStyle w:val="BodyText"/>
+      </w:pPr>
+      <w:r>
+        <w:t xml:space="preserve">OLGA: Я сожгла копию, а оригинал лежит в сумке. Регистратор никогда не сжигает оригиналы, так что читайте.</w:t>
+      </w:r>
+    </w:p>
+    <w:p>
+      <w:pPr>
+        <w:pStyle w:val="BodyText"/>
+      </w:pPr>
+      <w:r>
+        <w:t xml:space="preserve">ALEKSEY: Тут написано «Двенадцатое августа», а удостоверение ведь подписано…</w:t>
+      </w:r>
+    </w:p>
+    <w:p>
+      <w:pPr>
+        <w:pStyle w:val="BodyText"/>
+      </w:pPr>
+      <w:r>
+        <w:t xml:space="preserve">IRINA: Двенадцатого августа, то есть вчера. Я смотрела в реестре.</w:t>
+      </w:r>
+    </w:p>
+    <w:p>
+      <w:pPr>
+        <w:pStyle w:val="BodyText"/>
+      </w:pPr>
+      <w:r>
+        <w:t xml:space="preserve">ALEKSEY: Вы угадали день за семь с половиной месяцев. День в день!</w:t>
+      </w:r>
+    </w:p>
+    <w:p>
+      <w:pPr>
+        <w:pStyle w:val="BodyText"/>
+      </w:pPr>
+      <w:r>
+        <w:t xml:space="preserve">OLGA: Я не угадала. Я посчитала. Двадцать лет я считала сроки для чужих компаний и всегда ошибалась на месяц. А сегодня в первый раз попала в день, потому что впервые все вокруг говорили правду.</w:t>
+      </w:r>
+    </w:p>
+    <w:p>
+      <w:pPr>
+        <w:pStyle w:val="BodyText"/>
+      </w:pPr>
+      <w:r>
+        <w:t xml:space="preserve">IRINA: А что делать со Стасом? Его визитка до сих пор висит рядом с картонкой.</w:t>
+      </w:r>
+    </w:p>
+    <w:p>
+      <w:pPr>
+        <w:pStyle w:val="BodyText"/>
+      </w:pPr>
+      <w:r>
+        <w:t xml:space="preserve">ALEKSEY: Она нам больше не нужна. Для контраста у нас теперь есть удостоверение.</w:t>
+      </w:r>
+    </w:p>
+    <w:p>
+      <w:pPr>
+        <w:pStyle w:val="BodyText"/>
+      </w:pPr>
+      <w:r>
+        <w:t xml:space="preserve">OLGA: Снимайте её, только не выбрасывайте. Положите в журнал отклонений, на память.</w:t>
       </w:r>
     </w:p>
     <w:bookmarkEnd w:id="24"/>
@@ -1421,119 +1421,119 @@
         <w:pStyle w:val="FirstParagraph"/>
       </w:pPr>
       <w:r>
-        <w:t xml:space="preserve">NIKOLAY: Так. Уровень. Наклейки. Рулон первый — тысяча штук. Рустам, коробку двести двенадцать.</w:t>
-      </w:r>
-    </w:p>
-    <w:p>
-      <w:pPr>
-        <w:pStyle w:val="BodyText"/>
-      </w:pPr>
-      <w:r>
-        <w:t xml:space="preserve">RUSTAM: Двести двенадцатую? Почему именно её, Николай Петрович?</w:t>
-      </w:r>
-    </w:p>
-    <w:p>
-      <w:pPr>
-        <w:pStyle w:val="BodyText"/>
-      </w:pPr>
-      <w:r>
-        <w:t xml:space="preserve">NIKOLAY: Потому что она один раз потерялась. Потерянные начинают первыми.</w:t>
-      </w:r>
-    </w:p>
-    <w:p>
-      <w:pPr>
-        <w:pStyle w:val="BodyText"/>
-      </w:pPr>
-      <w:r>
-        <w:t xml:space="preserve">ALEKSEY: Папа, это твоё правило?</w:t>
-      </w:r>
-    </w:p>
-    <w:p>
-      <w:pPr>
-        <w:pStyle w:val="BodyText"/>
-      </w:pPr>
-      <w:r>
-        <w:t xml:space="preserve">NIKOLAY: Теперь моё. Сын, держи шприц. Коробку. Вот так. Ровно.</w:t>
-      </w:r>
-    </w:p>
-    <w:p>
-      <w:pPr>
-        <w:pStyle w:val="BodyText"/>
-      </w:pPr>
-      <w:r>
-        <w:t xml:space="preserve">IRINA: Николай Петрович, можно я посмотрю? Я принесла линейку.</w:t>
-      </w:r>
-    </w:p>
-    <w:p>
-      <w:pPr>
-        <w:pStyle w:val="BodyText"/>
-      </w:pPr>
-      <w:r>
-        <w:t xml:space="preserve">NIKOLAY: Ирина Сергеевна, у меня уровень. Линейка — для бумаги.</w:t>
-      </w:r>
-    </w:p>
-    <w:p>
-      <w:pPr>
-        <w:pStyle w:val="BodyText"/>
-      </w:pPr>
-      <w:r>
-        <w:t xml:space="preserve">IRINA: Тогда я буду считать. Каждую сотню — в таблицу.</w:t>
-      </w:r>
-    </w:p>
-    <w:p>
-      <w:pPr>
-        <w:pStyle w:val="BodyText"/>
-      </w:pPr>
-      <w:r>
-        <w:t xml:space="preserve">NIKOLAY: Первая. Номер удостоверения, адрес, «Мост Медикал». Ровно. Пузырёк — посередине.</w:t>
-      </w:r>
-    </w:p>
-    <w:p>
-      <w:pPr>
-        <w:pStyle w:val="BodyText"/>
-      </w:pPr>
-      <w:r>
-        <w:t xml:space="preserve">ALEKSEY: Первая наклейка. Папа, можно я сфотографирую? Для бабушки.</w:t>
-      </w:r>
-    </w:p>
-    <w:p>
-      <w:pPr>
-        <w:pStyle w:val="BodyText"/>
-      </w:pPr>
-      <w:r>
-        <w:t xml:space="preserve">NIKOLAY: Фотографируй. И для Доюна. И для его президента. Пусть видят, что русские тоже моют пол. В переносном смысле. Пол здесь моет Рустам, и моет хорошо.</w:t>
-      </w:r>
-    </w:p>
-    <w:p>
-      <w:pPr>
-        <w:pStyle w:val="BodyText"/>
-      </w:pPr>
-      <w:r>
-        <w:t xml:space="preserve">RUSTAM: Николай Петрович, а растаможка когда? Без неё коробки отсюда не выйдут.</w:t>
-      </w:r>
-    </w:p>
-    <w:p>
-      <w:pPr>
-        <w:pStyle w:val="BodyText"/>
-      </w:pPr>
-      <w:r>
-        <w:t xml:space="preserve">IRINA: В понедельник. Документы готовы. Пошлину платим из августовского займа Ольги Петровны. Вторая подпись — моя. Через неделю товар будет на складе в Москве, в свободном обращении. Можно продавать.</w:t>
-      </w:r>
-    </w:p>
-    <w:p>
-      <w:pPr>
-        <w:pStyle w:val="BodyText"/>
-      </w:pPr>
-      <w:r>
-        <w:t xml:space="preserve">ALEKSEY: Можно продавать. Первый раз за полтора года я говорю это слово без «нельзя».</w:t>
-      </w:r>
-    </w:p>
-    <w:p>
-      <w:pPr>
-        <w:pStyle w:val="BodyText"/>
-      </w:pPr>
-      <w:r>
-        <w:t xml:space="preserve">NIKOLAY: Говорить будешь потом. Сейчас — клей. Вторая. Третья. Три тысячи четыреста девяносто семь осталось. Ровно.</w:t>
+        <w:t xml:space="preserve">NIKOLAY: Так: уровень и наклейки, первый рулон на тысячу штук. Рустам, дайте нам коробку двести двенадцать.</w:t>
+      </w:r>
+    </w:p>
+    <w:p>
+      <w:pPr>
+        <w:pStyle w:val="BodyText"/>
+      </w:pPr>
+      <w:r>
+        <w:t xml:space="preserve">RUSTAM: Двести двенадцатую? Хорошо, но почему именно её, Николай Петрович?</w:t>
+      </w:r>
+    </w:p>
+    <w:p>
+      <w:pPr>
+        <w:pStyle w:val="BodyText"/>
+      </w:pPr>
+      <w:r>
+        <w:t xml:space="preserve">NIKOLAY: Потому что она один раз потерялась, а потерянные начинают первыми.</w:t>
+      </w:r>
+    </w:p>
+    <w:p>
+      <w:pPr>
+        <w:pStyle w:val="BodyText"/>
+      </w:pPr>
+      <w:r>
+        <w:t xml:space="preserve">ALEKSEY: Пап, это что, твоё новое правило?</w:t>
+      </w:r>
+    </w:p>
+    <w:p>
+      <w:pPr>
+        <w:pStyle w:val="BodyText"/>
+      </w:pPr>
+      <w:r>
+        <w:t xml:space="preserve">NIKOLAY: Теперь это моё правило. Сын, держи шприц, то есть коробку. Вот так, ровно.</w:t>
+      </w:r>
+    </w:p>
+    <w:p>
+      <w:pPr>
+        <w:pStyle w:val="BodyText"/>
+      </w:pPr>
+      <w:r>
+        <w:t xml:space="preserve">IRINA: Николай Петрович, можно я посмотрю? Я принесла с собой линейку.</w:t>
+      </w:r>
+    </w:p>
+    <w:p>
+      <w:pPr>
+        <w:pStyle w:val="BodyText"/>
+      </w:pPr>
+      <w:r>
+        <w:t xml:space="preserve">NIKOLAY: Ирина Сергеевна, у меня есть уровень, а линейка — это для бумаги.</w:t>
+      </w:r>
+    </w:p>
+    <w:p>
+      <w:pPr>
+        <w:pStyle w:val="BodyText"/>
+      </w:pPr>
+      <w:r>
+        <w:t xml:space="preserve">IRINA: Тогда я буду считать и вносить каждую сотню в таблицу.</w:t>
+      </w:r>
+    </w:p>
+    <w:p>
+      <w:pPr>
+        <w:pStyle w:val="BodyText"/>
+      </w:pPr>
+      <w:r>
+        <w:t xml:space="preserve">NIKOLAY: Первая: номер удостоверения, адрес и «Мост Медикал». Ровно, пузырёк посередине.</w:t>
+      </w:r>
+    </w:p>
+    <w:p>
+      <w:pPr>
+        <w:pStyle w:val="BodyText"/>
+      </w:pPr>
+      <w:r>
+        <w:t xml:space="preserve">ALEKSEY: Вот и первая наклейка! Пап, можно я её сфотографирую для бабушки?</w:t>
+      </w:r>
+    </w:p>
+    <w:p>
+      <w:pPr>
+        <w:pStyle w:val="BodyText"/>
+      </w:pPr>
+      <w:r>
+        <w:t xml:space="preserve">NIKOLAY: Фотографируй, и не только для бабушки, но и для Доюна, и для его президента. Пусть видят, что русские тоже моют пол, в переносном смысле. А по-настоящему пол здесь моет Рустам, и моет хорошо.</w:t>
+      </w:r>
+    </w:p>
+    <w:p>
+      <w:pPr>
+        <w:pStyle w:val="BodyText"/>
+      </w:pPr>
+      <w:r>
+        <w:t xml:space="preserve">RUSTAM: Николай Петрович, а когда будет растаможка? Без неё коробки отсюда никуда не выйдут.</w:t>
+      </w:r>
+    </w:p>
+    <w:p>
+      <w:pPr>
+        <w:pStyle w:val="BodyText"/>
+      </w:pPr>
+      <w:r>
+        <w:t xml:space="preserve">IRINA: В понедельник, документы уже готовы. Пошлину платим из августовского займа Ольги Петровны, а вторая подпись моя. Через неделю товар будет на складе в Москве, в свободном обращении. И тогда его можно продавать.</w:t>
+      </w:r>
+    </w:p>
+    <w:p>
+      <w:pPr>
+        <w:pStyle w:val="BodyText"/>
+      </w:pPr>
+      <w:r>
+        <w:t xml:space="preserve">ALEKSEY: Можно продавать! Первый раз за полтора года я говорю это слово без «нельзя».</w:t>
+      </w:r>
+    </w:p>
+    <w:p>
+      <w:pPr>
+        <w:pStyle w:val="BodyText"/>
+      </w:pPr>
+      <w:r>
+        <w:t xml:space="preserve">NIKOLAY: Говорить будешь потом, а сейчас клей. Вот вторая, вот третья, и осталось три тысячи четыреста девяносто семь, ровно.</w:t>
       </w:r>
     </w:p>
     <w:p>
@@ -2335,7 +2335,7 @@
         <w:t xml:space="preserve">“</w:t>
       </w:r>
       <w:r>
-        <w:t xml:space="preserve">Воронцов. Удостоверение — это не конец. Это начало ответственности. Первое осложнение — мне письмо. Наблюдение за ста пациентками я буду читать сама, каждый квартал. И если узелков будет больше трёх — я хочу знать раньше, чем журналисты.</w:t>
+        <w:t xml:space="preserve">Воронцов, удостоверение — это не конец, а начало ответственности. О первом осложнении вы пишете мне письмо. Наблюдение за ста пациентками я буду читать сама, каждый квартал. И если узелков будет больше трёх, я хочу знать об этом раньше, чем журналисты.</w:t>
       </w:r>
       <w:r>
         <w:t xml:space="preserve">”</w:t>
@@ -2415,19 +2415,19 @@
               <w:jc w:val="left"/>
             </w:pPr>
             <w:r>
-              <w:t xml:space="preserve">Удостоверение — это не конец. Это начало…</w:t>
-            </w:r>
-          </w:p>
-        </w:tc>
-        <w:tc>
-          <w:tcPr/>
-          <w:p>
-            <w:pPr>
-              <w:pStyle w:val="Compact"/>
-              <w:jc w:val="left"/>
-            </w:pPr>
-            <w:r>
-              <w:t xml:space="preserve">X — это не Y, это Z</w:t>
+              <w:t xml:space="preserve">удостоверение — это не конец, а начало ответственности</w:t>
+            </w:r>
+          </w:p>
+        </w:tc>
+        <w:tc>
+          <w:tcPr/>
+          <w:p>
+            <w:pPr>
+              <w:pStyle w:val="Compact"/>
+              <w:jc w:val="left"/>
+            </w:pPr>
+            <w:r>
+              <w:t xml:space="preserve">X — это не Y, а Z</w:t>
             </w:r>
           </w:p>
         </w:tc>
@@ -2453,19 +2453,19 @@
               <w:jc w:val="left"/>
             </w:pPr>
             <w:r>
-              <w:t xml:space="preserve">Первое осложнение — мне письмо.</w:t>
-            </w:r>
-          </w:p>
-        </w:tc>
-        <w:tc>
-          <w:tcPr/>
-          <w:p>
-            <w:pPr>
-              <w:pStyle w:val="Compact"/>
-              <w:jc w:val="left"/>
-            </w:pPr>
-            <w:r>
-              <w:t xml:space="preserve">동사 생략 명사문(요구)</w:t>
+              <w:t xml:space="preserve">О первом осложнении вы пишете мне письмо.</w:t>
+            </w:r>
+          </w:p>
+        </w:tc>
+        <w:tc>
+          <w:tcPr/>
+          <w:p>
+            <w:pPr>
+              <w:pStyle w:val="Compact"/>
+              <w:jc w:val="left"/>
+            </w:pPr>
+            <w:r>
+              <w:t xml:space="preserve">현재형으로 의무·규칙 표현</w:t>
             </w:r>
           </w:p>
         </w:tc>
@@ -2567,7 +2567,7 @@
               <w:jc w:val="left"/>
             </w:pPr>
             <w:r>
-              <w:t xml:space="preserve">раньше, чем журналисты</w:t>
+              <w:t xml:space="preserve">я хочу знать об этом раньше, чем журналисты</w:t>
             </w:r>
           </w:p>
         </w:tc>
@@ -2603,7 +2603,7 @@
         <w:t xml:space="preserve">“</w:t>
       </w:r>
       <w:r>
-        <w:t xml:space="preserve">X — это не конец, а начало… Первое … — мне… Я буду … каждый… Если … больше…, я хочу знать раньше, чем…</w:t>
+        <w:t xml:space="preserve">X — это не конец, а начало… О первом … вы пишете мне… Я буду … каждый… Если … больше…, я хочу знать об этом раньше, чем…</w:t>
       </w:r>
       <w:r>
         <w:t xml:space="preserve">”</w:t>
@@ -2622,7 +2622,7 @@
         <w:t xml:space="preserve"> </w:t>
       </w:r>
       <w:r>
-        <w:t xml:space="preserve">не…, а… · каждый квартал · раньше, чем</w:t>
+        <w:t xml:space="preserve">не…, а… · каждый квартал · если · раньше, чем</w:t>
       </w:r>
       <w:r>
         <w:t xml:space="preserve"> </w:t>
@@ -2638,7 +2638,7 @@
         <w:t xml:space="preserve"> </w:t>
       </w:r>
       <w:r>
-        <w:t xml:space="preserve">계약 체결 후 파트너에게 사후 의무를 상기시키는 25~30단어 문장 만들기.</w:t>
+        <w:t xml:space="preserve">계약 체결 후 파트너에게 사후 의무를 상기시키는 30~50단어 발화 만들기.</w:t>
       </w:r>
     </w:p>
     <w:bookmarkEnd w:id="30"/>
@@ -3116,119 +3116,119 @@
         <w:pStyle w:val="FirstParagraph"/>
       </w:pPr>
       <w:r>
-        <w:t xml:space="preserve">올가: 방해하지 마요. 등록부를 새로 고치는 중이에요. 10분마다. 아침 8시부터.</w:t>
-      </w:r>
-    </w:p>
-    <w:p>
-      <w:pPr>
-        <w:pStyle w:val="BodyText"/>
-      </w:pPr>
-      <w:r>
-        <w:t xml:space="preserve">알리나: 올가 페트로브나, 마흔 번 새로 고치셨어요. 세어 봤어요.</w:t>
-      </w:r>
-    </w:p>
-    <w:p>
-      <w:pPr>
-        <w:pStyle w:val="BodyText"/>
-      </w:pPr>
-      <w:r>
-        <w:t xml:space="preserve">올가: 마흔한 번. 10시 12분. 새로 고침… 잠깐만요.</w:t>
-      </w:r>
-    </w:p>
-    <w:p>
-      <w:pPr>
-        <w:pStyle w:val="BodyText"/>
-      </w:pPr>
-      <w:r>
-        <w:t xml:space="preserve">이리나: 뭐예요?</w:t>
-      </w:r>
-    </w:p>
-    <w:p>
-      <w:pPr>
-        <w:pStyle w:val="BodyText"/>
-      </w:pPr>
-      <w:r>
-        <w:t xml:space="preserve">올가: 새 줄. 「연조직 교정용 임플란트… 세진바이오. 위임 대리인 — 모스트 메디컬 유한회사」.</w:t>
-      </w:r>
-    </w:p>
-    <w:p>
-      <w:pPr>
-        <w:pStyle w:val="BodyText"/>
-      </w:pPr>
-      <w:r>
-        <w:t xml:space="preserve">알렉세이: 그게… 그게 우리예요?</w:t>
-      </w:r>
-    </w:p>
-    <w:p>
-      <w:pPr>
-        <w:pStyle w:val="BodyText"/>
-      </w:pPr>
-      <w:r>
-        <w:t xml:space="preserve">올가: 우리예요. 날짜 — 어제. 등록증 번호는…</w:t>
-      </w:r>
-    </w:p>
-    <w:p>
-      <w:pPr>
-        <w:pStyle w:val="BodyText"/>
-      </w:pPr>
-      <w:r>
-        <w:t xml:space="preserve">알렉세이: 잠깐만요! 번호는 소리 내서 읽지 마세요!</w:t>
-      </w:r>
-    </w:p>
-    <w:p>
-      <w:pPr>
-        <w:pStyle w:val="BodyText"/>
-      </w:pPr>
-      <w:r>
-        <w:t xml:space="preserve">이리나: 왜요? 우리 번호잖아요.</w:t>
-      </w:r>
-    </w:p>
-    <w:p>
-      <w:pPr>
-        <w:pStyle w:val="BodyText"/>
-      </w:pPr>
-      <w:r>
-        <w:t xml:space="preserve">알렉세이: 아빠한테 약속했어요. 번호는 — 아빠한테 제일 먼저. 올가도, 도윤도 아니고. 아빠한테.</w:t>
-      </w:r>
-    </w:p>
-    <w:p>
-      <w:pPr>
-        <w:pStyle w:val="BodyText"/>
-      </w:pPr>
-      <w:r>
-        <w:t xml:space="preserve">올가: 그럼 종이에 번호를 적고 말 안 할게요. 20년을 기다렸는데 — 1분쯤이야. 그런데 아버님이 잘못 읽으시면, 내가 직접 다시 전화해서 한 글자씩 불러 드릴 거예요.</w:t>
-      </w:r>
-    </w:p>
-    <w:p>
-      <w:pPr>
-        <w:pStyle w:val="BodyText"/>
-      </w:pPr>
-      <w:r>
-        <w:t xml:space="preserve">알리나: 「임플란트(필러)」. 제 용어집 그대로예요. 2행.</w:t>
-      </w:r>
-    </w:p>
-    <w:p>
-      <w:pPr>
-        <w:pStyle w:val="BodyText"/>
-      </w:pPr>
-      <w:r>
-        <w:t xml:space="preserve">이리나: 축하해요. 모두. 내가 제일 먼저 말했어요. 적어 둬요.</w:t>
-      </w:r>
-    </w:p>
-    <w:p>
-      <w:pPr>
-        <w:pStyle w:val="BodyText"/>
-      </w:pPr>
-      <w:r>
-        <w:t xml:space="preserve">올가: 적었어요. 여기 종이. 접었어요. 알렉세이 니콜라예비치, 전화해요. 내 마음 바뀌기 전에.</w:t>
-      </w:r>
-    </w:p>
-    <w:p>
-      <w:pPr>
-        <w:pStyle w:val="BodyText"/>
-      </w:pPr>
-      <w:r>
-        <w:t xml:space="preserve">알렉세이: 걸게요. 손이… 이리나, 대신 눌러 줘요. 버튼이 안 눌려요.</w:t>
+        <w:t xml:space="preserve">올가: 방해하지 마요, 부탁이에요. 아침 8시부터 10분마다 등록부를 새로 고치고 있어요.</w:t>
+      </w:r>
+    </w:p>
+    <w:p>
+      <w:pPr>
+        <w:pStyle w:val="BodyText"/>
+      </w:pPr>
+      <w:r>
+        <w:t xml:space="preserve">알리나: 올가 페트로브나, 벌써 마흔 번이나 새로 고치셨어요. 일부러 세어 봤어요.</w:t>
+      </w:r>
+    </w:p>
+    <w:p>
+      <w:pPr>
+        <w:pStyle w:val="BodyText"/>
+      </w:pPr>
+      <w:r>
+        <w:t xml:space="preserve">올가: 마흔 번이 아니라 마흔한 번이에요. 지금 10시 12분, 한 번 더 새로 고칠게요. 잠깐만요.</w:t>
+      </w:r>
+    </w:p>
+    <w:p>
+      <w:pPr>
+        <w:pStyle w:val="BodyText"/>
+      </w:pPr>
+      <w:r>
+        <w:t xml:space="preserve">이리나: 뭐예요? 빨리 말해 주세요, 올가 페트로브나!</w:t>
+      </w:r>
+    </w:p>
+    <w:p>
+      <w:pPr>
+        <w:pStyle w:val="BodyText"/>
+      </w:pPr>
+      <w:r>
+        <w:t xml:space="preserve">올가: 새 줄이 있어요: 「연조직 교정용 임플란트, 세진바이오. 공식 대리인 — 「모스트 메디컬」 유한회사」.</w:t>
+      </w:r>
+    </w:p>
+    <w:p>
+      <w:pPr>
+        <w:pStyle w:val="BodyText"/>
+      </w:pPr>
+      <w:r>
+        <w:t xml:space="preserve">알렉세이: 잠깐만요, 정말 우리예요? 우리 얘기가 맞아요, 올가 페트로브나?</w:t>
+      </w:r>
+    </w:p>
+    <w:p>
+      <w:pPr>
+        <w:pStyle w:val="BodyText"/>
+      </w:pPr>
+      <w:r>
+        <w:t xml:space="preserve">올가: 네, 우리예요. 날짜는 어제고, 등록증 번호는…</w:t>
+      </w:r>
+    </w:p>
+    <w:p>
+      <w:pPr>
+        <w:pStyle w:val="BodyText"/>
+      </w:pPr>
+      <w:r>
+        <w:t xml:space="preserve">알렉세이: 멈춰요, 제발 번호는 소리 내서 읽지 마세요!</w:t>
+      </w:r>
+    </w:p>
+    <w:p>
+      <w:pPr>
+        <w:pStyle w:val="BodyText"/>
+      </w:pPr>
+      <w:r>
+        <w:t xml:space="preserve">이리나: 왜 읽으면 안 돼요? 우리 번호잖아요, 그렇게 오래 기다렸는데.</w:t>
+      </w:r>
+    </w:p>
+    <w:p>
+      <w:pPr>
+        <w:pStyle w:val="BodyText"/>
+      </w:pPr>
+      <w:r>
+        <w:t xml:space="preserve">알렉세이: 번호는 아빠가 제일 먼저 알게 하겠다고 약속했거든요. 올가 페트로브나도 도윤도 아니고 아빠요.</w:t>
+      </w:r>
+    </w:p>
+    <w:p>
+      <w:pPr>
+        <w:pStyle w:val="BodyText"/>
+      </w:pPr>
+      <w:r>
+        <w:t xml:space="preserve">올가: 그럼 종이에 번호를 적고 아무한테도 말 안 할게요. 20년을 기다렸는데 1분쯤이야. 하지만 아버님이 잘못 읽으시면 내가 직접 다시 전화해서 한 글자씩 불러 드릴 거예요.</w:t>
+      </w:r>
+    </w:p>
+    <w:p>
+      <w:pPr>
+        <w:pStyle w:val="BodyText"/>
+      </w:pPr>
+      <w:r>
+        <w:t xml:space="preserve">알리나: 「임플란트(필러)」, 제 용어집이랑 똑같아요, 2행이요.</w:t>
+      </w:r>
+    </w:p>
+    <w:p>
+      <w:pPr>
+        <w:pStyle w:val="BodyText"/>
+      </w:pPr>
+      <w:r>
+        <w:t xml:space="preserve">이리나: 모두 축하해요. 그리고 제가 제일 먼저 말했어요, 그렇게 적어 두세요.</w:t>
+      </w:r>
+    </w:p>
+    <w:p>
+      <w:pPr>
+        <w:pStyle w:val="BodyText"/>
+      </w:pPr>
+      <w:r>
+        <w:t xml:space="preserve">올가: 적었어요. 여기 반으로 접은 종이요. 알렉세이 니콜라예비치, 내 마음 바뀌기 전에 전화해요.</w:t>
+      </w:r>
+    </w:p>
+    <w:p>
+      <w:pPr>
+        <w:pStyle w:val="BodyText"/>
+      </w:pPr>
+      <w:r>
+        <w:t xml:space="preserve">알렉세이: 걸게요, 그런데 손이 말을 안 들어요. 이리나, 좀 걸어 주세요. 버튼을 못 누르겠어요.</w:t>
       </w:r>
     </w:p>
     <w:bookmarkEnd w:id="33"/>
@@ -3246,63 +3246,63 @@
         <w:pStyle w:val="FirstParagraph"/>
       </w:pPr>
       <w:r>
-        <w:t xml:space="preserve">니콜라이: 여보세요. 이리나 세르게예브나? 알료샤 전화로요? 무슨 일이에요?</w:t>
-      </w:r>
-    </w:p>
-    <w:p>
-      <w:pPr>
-        <w:pStyle w:val="BodyText"/>
-      </w:pPr>
-      <w:r>
-        <w:t xml:space="preserve">알렉세이: 아빠, 저예요. 이리나가 눌러 줬어요. 손이 떨려서요.</w:t>
-      </w:r>
-    </w:p>
-    <w:p>
-      <w:pPr>
-        <w:pStyle w:val="BodyText"/>
-      </w:pPr>
-      <w:r>
-        <w:t xml:space="preserve">니콜라이: 손이 떨려? 그럼 번호냐?</w:t>
-      </w:r>
-    </w:p>
-    <w:p>
-      <w:pPr>
-        <w:pStyle w:val="BodyText"/>
-      </w:pPr>
-      <w:r>
-        <w:t xml:space="preserve">알렉세이: 번호예요. 적으세요. 연필 있어요?</w:t>
-      </w:r>
-    </w:p>
-    <w:p>
-      <w:pPr>
-        <w:pStyle w:val="BodyText"/>
-      </w:pPr>
-      <w:r>
-        <w:t xml:space="preserve">니콜라이: 연필은 늘 있지. 40년째 귀에 꽂혀 있다. 불러라.</w:t>
-      </w:r>
-    </w:p>
-    <w:p>
-      <w:pPr>
-        <w:pStyle w:val="BodyText"/>
-      </w:pPr>
-      <w:r>
-        <w:t xml:space="preserve">알렉세이: 올가 페트로브나, 종이요. 자. 「РЗН」. 적으셨어요?</w:t>
-      </w:r>
-    </w:p>
-    <w:p>
-      <w:pPr>
-        <w:pStyle w:val="BodyText"/>
-      </w:pPr>
-      <w:r>
-        <w:t xml:space="preserve">니콜라이: 「Р-З-Н」. 적었다. 다음.</w:t>
-      </w:r>
-    </w:p>
-    <w:p>
-      <w:pPr>
-        <w:pStyle w:val="BodyText"/>
-      </w:pPr>
-      <w:r>
-        <w:t xml:space="preserve">알렉세이: 연도. 빗금. 그리고 숫자 다섯 개. 하나씩 읽을게요.</w:t>
+        <w:t xml:space="preserve">니콜라이: 여보세요, 료샤 전화로 이리나 세르게예브나가 거신 거요? 무슨 일 있소?</w:t>
+      </w:r>
+    </w:p>
+    <w:p>
+      <w:pPr>
+        <w:pStyle w:val="BodyText"/>
+      </w:pPr>
+      <w:r>
+        <w:t xml:space="preserve">알렉세이: 아빠, 저예요. 제 손이 떨려서 이리나가 걸어 줬어요.</w:t>
+      </w:r>
+    </w:p>
+    <w:p>
+      <w:pPr>
+        <w:pStyle w:val="BodyText"/>
+      </w:pPr>
+      <w:r>
+        <w:t xml:space="preserve">니콜라이: 손이 떨린다면, 번호가 나온 거냐?</w:t>
+      </w:r>
+    </w:p>
+    <w:p>
+      <w:pPr>
+        <w:pStyle w:val="BodyText"/>
+      </w:pPr>
+      <w:r>
+        <w:t xml:space="preserve">알렉세이: 번호 나왔어요, 그러니까 적어 주세요. 연필 있어요?</w:t>
+      </w:r>
+    </w:p>
+    <w:p>
+      <w:pPr>
+        <w:pStyle w:val="BodyText"/>
+      </w:pPr>
+      <w:r>
+        <w:t xml:space="preserve">니콜라이: 연필은 늘 있다, 40년 동안 귀에 꽂고 살았지. 그러니 불러라.</w:t>
+      </w:r>
+    </w:p>
+    <w:p>
+      <w:pPr>
+        <w:pStyle w:val="BodyText"/>
+      </w:pPr>
+      <w:r>
+        <w:t xml:space="preserve">알렉세이: 올가 페트로브나, 종이 좀 주세요. 자, 먼저 「РЗН」. 적으셨어요, 아빠?</w:t>
+      </w:r>
+    </w:p>
+    <w:p>
+      <w:pPr>
+        <w:pStyle w:val="BodyText"/>
+      </w:pPr>
+      <w:r>
+        <w:t xml:space="preserve">니콜라이: 「Р-З-Н」, 적었다. 다음 불러라, 서두르지 말고.</w:t>
+      </w:r>
+    </w:p>
+    <w:p>
+      <w:pPr>
+        <w:pStyle w:val="BodyText"/>
+      </w:pPr>
+      <w:r>
+        <w:t xml:space="preserve">알렉세이: 다음은 연도, 빗금, 그리고 숫자 다섯 개예요. 하나씩 읽을게요.</w:t>
       </w:r>
     </w:p>
     <w:p>
@@ -3318,207 +3318,207 @@
         <w:pStyle w:val="BodyText"/>
       </w:pPr>
       <w:r>
-        <w:t xml:space="preserve">알렉세이: 9. 0. 4. 7. 1.</w:t>
-      </w:r>
-    </w:p>
-    <w:p>
-      <w:pPr>
-        <w:pStyle w:val="BodyText"/>
-      </w:pPr>
-      <w:r>
-        <w:t xml:space="preserve">니콜라이: 9, 0, 4, 7, 1. 다시 읽는다. 맞냐?</w:t>
-      </w:r>
-    </w:p>
-    <w:p>
-      <w:pPr>
-        <w:pStyle w:val="BodyText"/>
-      </w:pPr>
-      <w:r>
-        <w:t xml:space="preserve">올가: 맞아요. 니콜라이 페트로비치, 미로노바예요. 이 번호를 아는 러시아 첫 번째 사람이 아버님이에요. 심사관 다음으로.</w:t>
-      </w:r>
-    </w:p>
-    <w:p>
-      <w:pPr>
-        <w:pStyle w:val="BodyText"/>
-      </w:pPr>
-      <w:r>
-        <w:t xml:space="preserve">니콜라이: 심사관 다음 — 그게 정직하지. 타냐! 타냐, 이리 와 봐. 번호 나왔어.</w:t>
-      </w:r>
-    </w:p>
-    <w:p>
-      <w:pPr>
-        <w:pStyle w:val="BodyText"/>
-      </w:pPr>
-      <w:r>
-        <w:t xml:space="preserve">타티야나: 무슨 번호요? 알료샤? 그게 등록증이야?</w:t>
-      </w:r>
-    </w:p>
-    <w:p>
-      <w:pPr>
-        <w:pStyle w:val="BodyText"/>
-      </w:pPr>
-      <w:r>
-        <w:t xml:space="preserve">알렉세이: 등록증이에요, 엄마. 어제 서명됐어요. 오늘 등록부에 올라왔어요.</w:t>
-      </w:r>
-    </w:p>
-    <w:p>
-      <w:pPr>
-        <w:pStyle w:val="BodyText"/>
-      </w:pPr>
-      <w:r>
-        <w:t xml:space="preserve">타티야나: 세상에. 1년 5개월. 너 이 1년 동안 7킬로 빠졌어, 내가 세어 봤다. 아빠는 재고 조사 전날마다 못 잤고. 할머니는 매일 저녁 지나한테 전화했어. 우리 모두 기다렸다.</w:t>
-      </w:r>
-    </w:p>
-    <w:p>
-      <w:pPr>
-        <w:pStyle w:val="BodyText"/>
-      </w:pPr>
-      <w:r>
-        <w:t xml:space="preserve">알렉세이: 엄마, 빠진 건 제가 아니라 금고예요.</w:t>
-      </w:r>
-    </w:p>
-    <w:p>
-      <w:pPr>
-        <w:pStyle w:val="BodyText"/>
-      </w:pPr>
-      <w:r>
-        <w:t xml:space="preserve">니콜라이: 번호를 스티커 견본에 적었다. 올가 페트로브나, 상자에 들어갈 대로 읽어 볼까요?</w:t>
-      </w:r>
-    </w:p>
-    <w:p>
-      <w:pPr>
-        <w:pStyle w:val="BodyText"/>
-      </w:pPr>
-      <w:r>
-        <w:t xml:space="preserve">올가: 읽어 보세요. 귀로 확인할게요.</w:t>
-      </w:r>
-    </w:p>
-    <w:p>
-      <w:pPr>
-        <w:pStyle w:val="BodyText"/>
-      </w:pPr>
-      <w:r>
-        <w:t xml:space="preserve">니콜라이: 「위임 대리인: 모스트 메디컬 유한회사, 모스크바. 등록증 번호…」 그리고 번호. 반듯하게, 한 줄로.</w:t>
-      </w:r>
-    </w:p>
-    <w:p>
-      <w:pPr>
-        <w:pStyle w:val="BodyText"/>
-      </w:pPr>
-      <w:r>
-        <w:t xml:space="preserve">올가: 오류 없어요. 니콜라이 페트로비치, 심사관처럼 읽으시네요.</w:t>
-      </w:r>
-    </w:p>
-    <w:p>
-      <w:pPr>
-        <w:pStyle w:val="BodyText"/>
-      </w:pPr>
-      <w:r>
-        <w:t xml:space="preserve">니콜라이: 40년 동안 도면을 읽었어요. 도면에 오류가 있으면 — 로트 전체가 불량이죠.</w:t>
-      </w:r>
-    </w:p>
-    <w:p>
-      <w:pPr>
-        <w:pStyle w:val="BodyText"/>
-      </w:pPr>
-      <w:r>
-        <w:t xml:space="preserve">알렉세이: 아빠, 토요일에요? 창고, 스티커?</w:t>
-      </w:r>
-    </w:p>
-    <w:p>
-      <w:pPr>
-        <w:pStyle w:val="BodyText"/>
-      </w:pPr>
-      <w:r>
-        <w:t xml:space="preserve">니콜라이: 토요일에. 라스토치카, 5시 40분. 수평계, 샌드위치, 연필. 루스탐한텐 지금 전화하마.</w:t>
-      </w:r>
-    </w:p>
-    <w:p>
-      <w:pPr>
-        <w:pStyle w:val="BodyText"/>
-      </w:pPr>
-      <w:r>
-        <w:t xml:space="preserve">타티야나: 알료샤, 할머니는? 할머니가 아침부터 기다리셔. 지나 말이, 전화기 옆에 앉아 계신대.</w:t>
-      </w:r>
-    </w:p>
-    <w:p>
-      <w:pPr>
-        <w:pStyle w:val="BodyText"/>
-      </w:pPr>
-      <w:r>
-        <w:t xml:space="preserve">알렉세이: 할머니께 걸게요. 아빠, 고마워요. 번호도, 스티커도. 전부요.</w:t>
-      </w:r>
-    </w:p>
-    <w:p>
-      <w:pPr>
-        <w:pStyle w:val="BodyText"/>
-      </w:pPr>
-      <w:r>
-        <w:t xml:space="preserve">니콜라이: 별말을. 난 계약직 검수원이다. 어서 전화해라. 할머니가 어른이시다.</w:t>
-      </w:r>
-    </w:p>
-    <w:p>
-      <w:pPr>
-        <w:pStyle w:val="BodyText"/>
-      </w:pPr>
-      <w:r>
-        <w:t xml:space="preserve">지나: 여보세요! 지나예요. 베라 파블로브나 옆에 계신데, 수화기를 못 드셔, 손이… 바꿔 드릴게!</w:t>
-      </w:r>
-    </w:p>
-    <w:p>
-      <w:pPr>
-        <w:pStyle w:val="BodyText"/>
-      </w:pPr>
-      <w:r>
-        <w:t xml:space="preserve">베라: 알료샤? 번호니?</w:t>
-      </w:r>
-    </w:p>
-    <w:p>
-      <w:pPr>
-        <w:pStyle w:val="BodyText"/>
-      </w:pPr>
-      <w:r>
-        <w:t xml:space="preserve">알렉세이: 번호예요, 할머니. 오늘. 등록부에. 전부 정직하게요.</w:t>
-      </w:r>
-    </w:p>
-    <w:p>
-      <w:pPr>
-        <w:pStyle w:val="BodyText"/>
-      </w:pPr>
-      <w:r>
-        <w:t xml:space="preserve">베라: 정직하게. 40년 동안 기다렸다, 우리 집안 누군가가 정직하게, 서류를 갖춰서 의료를 하길. 그때까지 못 살 줄 알았지. 살았구나. 지나, 내 일지에 적어 줘: 「알료샤. 등록증. 혈압 — 150」.</w:t>
-      </w:r>
-    </w:p>
-    <w:p>
-      <w:pPr>
-        <w:pStyle w:val="BodyText"/>
-      </w:pPr>
-      <w:r>
-        <w:t xml:space="preserve">지나: 150이요? 베라 파블로브나, 높아요!</w:t>
-      </w:r>
-    </w:p>
-    <w:p>
-      <w:pPr>
-        <w:pStyle w:val="BodyText"/>
-      </w:pPr>
-      <w:r>
-        <w:t xml:space="preserve">베라: 기뻐서 그래. 기뻐서는 괜찮아. 알료샤, 판지는 걸려 있니?</w:t>
-      </w:r>
-    </w:p>
-    <w:p>
-      <w:pPr>
-        <w:pStyle w:val="BodyText"/>
-      </w:pPr>
-      <w:r>
-        <w:t xml:space="preserve">알렉세이: 걸려 있어요, 할머니. 문 위에. 8항.</w:t>
-      </w:r>
-    </w:p>
-    <w:p>
-      <w:pPr>
-        <w:pStyle w:val="BodyText"/>
-      </w:pPr>
-      <w:r>
-        <w:t xml:space="preserve">베라: 그럼 그 옆에 등록증을 걸어라. 위도 아래도 말고. 옆에. 등록증은 서류고, 판지는 양심이다. 둘이 매일 서로를 봐야 해, 알료샤. 진료소에서도 그랬다.</w:t>
+        <w:t xml:space="preserve">알렉세이: 9, 0, 4, 7, 1.</w:t>
+      </w:r>
+    </w:p>
+    <w:p>
+      <w:pPr>
+        <w:pStyle w:val="BodyText"/>
+      </w:pPr>
+      <w:r>
+        <w:t xml:space="preserve">니콜라이: 9, 0, 4, 7, 1. 확인하게 한 번 더 읽는다. 일치하냐?</w:t>
+      </w:r>
+    </w:p>
+    <w:p>
+      <w:pPr>
+        <w:pStyle w:val="BodyText"/>
+      </w:pPr>
+      <w:r>
+        <w:t xml:space="preserve">올가: 일치해요, 니콜라이 페트로비치. 미로노바예요. 러시아에서 이 번호를 아는 첫 사람이 아버님이에요. 물론 심사관 다음으로요.</w:t>
+      </w:r>
+    </w:p>
+    <w:p>
+      <w:pPr>
+        <w:pStyle w:val="BodyText"/>
+      </w:pPr>
+      <w:r>
+        <w:t xml:space="preserve">니콜라이: 심사관 다음이면 공정하지. 타냐, 빨리 와 봐, 번호 나왔어!</w:t>
+      </w:r>
+    </w:p>
+    <w:p>
+      <w:pPr>
+        <w:pStyle w:val="BodyText"/>
+      </w:pPr>
+      <w:r>
+        <w:t xml:space="preserve">타티야나: 무슨 번호요? 알료샤, 너니? 그 등록증 때문에 전화한 거야?</w:t>
+      </w:r>
+    </w:p>
+    <w:p>
+      <w:pPr>
+        <w:pStyle w:val="BodyText"/>
+      </w:pPr>
+      <w:r>
+        <w:t xml:space="preserve">알렉세이: 네, 엄마, 등록증이에요. 어제 서명됐고, 오늘 등록부에 올라왔어요.</w:t>
+      </w:r>
+    </w:p>
+    <w:p>
+      <w:pPr>
+        <w:pStyle w:val="BodyText"/>
+      </w:pPr>
+      <w:r>
+        <w:t xml:space="preserve">타티야나: 세상에, 1년 5개월. 너 이 1년 동안 7킬로 빠졌어, 내가 세어 봤다. 아빠는 재고 조사 전날마다 못 잤고, 할머니는 매일 저녁 지나한테 전화했어. 우리 모두 너랑 같이 기다렸다.</w:t>
+      </w:r>
+    </w:p>
+    <w:p>
+      <w:pPr>
+        <w:pStyle w:val="BodyText"/>
+      </w:pPr>
+      <w:r>
+        <w:t xml:space="preserve">알렉세이: 엄마, 살이 빠진 건 제가 아니라 우리 금고예요.</w:t>
+      </w:r>
+    </w:p>
+    <w:p>
+      <w:pPr>
+        <w:pStyle w:val="BodyText"/>
+      </w:pPr>
+      <w:r>
+        <w:t xml:space="preserve">니콜라이: 스티커 견본에 번호를 적었다. 올가 페트로브나, 상자에 들어갈 대로 읽어 드릴까요?</w:t>
+      </w:r>
+    </w:p>
+    <w:p>
+      <w:pPr>
+        <w:pStyle w:val="BodyText"/>
+      </w:pPr>
+      <w:r>
+        <w:t xml:space="preserve">올가: 읽어 주세요, 제가 귀로 확인할게요.</w:t>
+      </w:r>
+    </w:p>
+    <w:p>
+      <w:pPr>
+        <w:pStyle w:val="BodyText"/>
+      </w:pPr>
+      <w:r>
+        <w:t xml:space="preserve">니콜라이: 「공식 대리인: 「모스트 메디컬」 유한회사, 모스크바. 등록증 번호…」 그리고 번호. 반듯하게, 한 줄로.</w:t>
+      </w:r>
+    </w:p>
+    <w:p>
+      <w:pPr>
+        <w:pStyle w:val="BodyText"/>
+      </w:pPr>
+      <w:r>
+        <w:t xml:space="preserve">올가: 오류 하나 없어요. 니콜라이 페트로비치, 진짜 심사관처럼 읽으시네요.</w:t>
+      </w:r>
+    </w:p>
+    <w:p>
+      <w:pPr>
+        <w:pStyle w:val="BodyText"/>
+      </w:pPr>
+      <w:r>
+        <w:t xml:space="preserve">니콜라이: 40년 동안 도면을 읽었소. 도면 오류는 배치 전체의 불량이지.</w:t>
+      </w:r>
+    </w:p>
+    <w:p>
+      <w:pPr>
+        <w:pStyle w:val="BodyText"/>
+      </w:pPr>
+      <w:r>
+        <w:t xml:space="preserve">알렉세이: 아빠, 그럼 토요일이에요? 창고랑 스티커요?</w:t>
+      </w:r>
+    </w:p>
+    <w:p>
+      <w:pPr>
+        <w:pStyle w:val="BodyText"/>
+      </w:pPr>
+      <w:r>
+        <w:t xml:space="preserve">니콜라이: 그래, 토요일. 5시 40분 「라스토치카」, 수평계, 샌드위치, 연필. 루스탐한텐 지금 전화하마.</w:t>
+      </w:r>
+    </w:p>
+    <w:p>
+      <w:pPr>
+        <w:pStyle w:val="BodyText"/>
+      </w:pPr>
+      <w:r>
+        <w:t xml:space="preserve">타티야나: 알료샤, 할머니한테는 전화했니? 할머니가 아침부터 기다리셔. 지나 말이, 전화기 옆에 앉아 계신대.</w:t>
+      </w:r>
+    </w:p>
+    <w:p>
+      <w:pPr>
+        <w:pStyle w:val="BodyText"/>
+      </w:pPr>
+      <w:r>
+        <w:t xml:space="preserve">알렉세이: 지금 할머니께 걸게요. 아빠, 번호도, 스티커도, 그리고 모든 게 다 고마워요.</w:t>
+      </w:r>
+    </w:p>
+    <w:p>
+      <w:pPr>
+        <w:pStyle w:val="BodyText"/>
+      </w:pPr>
+      <w:r>
+        <w:t xml:space="preserve">니콜라이: 고마울 거 없다, 난 계약 검수원이니까. 어서 전화해라, 할머니가 더 어르신이다.</w:t>
+      </w:r>
+    </w:p>
+    <w:p>
+      <w:pPr>
+        <w:pStyle w:val="BodyText"/>
+      </w:pPr>
+      <w:r>
+        <w:t xml:space="preserve">지나: 여보세요, 지나예요! 베라 파블로브나가 옆에 계신데 손이 떨려서 수화기를 못 드셔. 그래도 지금 바꿔 드릴게!</w:t>
+      </w:r>
+    </w:p>
+    <w:p>
+      <w:pPr>
+        <w:pStyle w:val="BodyText"/>
+      </w:pPr>
+      <w:r>
+        <w:t xml:space="preserve">베라: 료샤, 그래서 번호 나왔니?</w:t>
+      </w:r>
+    </w:p>
+    <w:p>
+      <w:pPr>
+        <w:pStyle w:val="BodyText"/>
+      </w:pPr>
+      <w:r>
+        <w:t xml:space="preserve">알렉세이: 나왔어요, 할머니. 오늘 등록부에 올라왔고, 전부 정직하게요.</w:t>
+      </w:r>
+    </w:p>
+    <w:p>
+      <w:pPr>
+        <w:pStyle w:val="BodyText"/>
+      </w:pPr>
+      <w:r>
+        <w:t xml:space="preserve">베라: 그래, 정직하게. 40년 동안 우리 집안 누군가가 서류를 갖추고 정직하게 의료를 하길 기다렸다. 못 보고 죽을 줄 알았는데, 이렇게 살아서 봤구나. 지나, 내 일지에 적어 줘: 「료샤. 등록증. 혈압 150.」</w:t>
+      </w:r>
+    </w:p>
+    <w:p>
+      <w:pPr>
+        <w:pStyle w:val="BodyText"/>
+      </w:pPr>
+      <w:r>
+        <w:t xml:space="preserve">지나: 150이요? 베라 파블로브나, 그건 너무 높아요!</w:t>
+      </w:r>
+    </w:p>
+    <w:p>
+      <w:pPr>
+        <w:pStyle w:val="BodyText"/>
+      </w:pPr>
+      <w:r>
+        <w:t xml:space="preserve">베라: 기뻐서 그래. 기쁠 땐 괜찮아. 료샤, 판지는 아직 걸려 있니?</w:t>
+      </w:r>
+    </w:p>
+    <w:p>
+      <w:pPr>
+        <w:pStyle w:val="BodyText"/>
+      </w:pPr>
+      <w:r>
+        <w:t xml:space="preserve">알렉세이: 걸려 있어요, 할머니, 문 바로 위에요. 우리 8항이에요.</w:t>
+      </w:r>
+    </w:p>
+    <w:p>
+      <w:pPr>
+        <w:pStyle w:val="BodyText"/>
+      </w:pPr>
+      <w:r>
+        <w:t xml:space="preserve">베라: 그럼 그 옆에 등록증을 걸어라. 위도 아래도 말고 옆에. 등록증은 종이고, 판지는 양심이야. 둘이 매일 서로를 봐야 한다, 료샤. 내 진료소에서도 40년 내내 그랬다.</w:t>
       </w:r>
     </w:p>
     <w:bookmarkEnd w:id="34"/>
@@ -3536,239 +3536,239 @@
         <w:pStyle w:val="FirstParagraph"/>
       </w:pPr>
       <w:r>
-        <w:t xml:space="preserve">도윤: 료샤! 소희 씨가 나보다 먼저 등록부를 찾았어. 울고 있어. 알레르기래.</w:t>
-      </w:r>
-    </w:p>
-    <w:p>
-      <w:pPr>
-        <w:pStyle w:val="BodyText"/>
-      </w:pPr>
-      <w:r>
-        <w:t xml:space="preserve">소희: 알레르기. 좋은 소식에. 처음이에요.</w:t>
-      </w:r>
-    </w:p>
-    <w:p>
-      <w:pPr>
-        <w:pStyle w:val="BodyText"/>
-      </w:pPr>
-      <w:r>
-        <w:t xml:space="preserve">알렉세이: 소희 씨, 이건 당신 등록증이기도 해요. 답변마다 당신 서명이 있어요.</w:t>
-      </w:r>
-    </w:p>
-    <w:p>
-      <w:pPr>
-        <w:pStyle w:val="BodyText"/>
-      </w:pPr>
-      <w:r>
-        <w:t xml:space="preserve">소희: 우리 거예요. 딸한테 말했어요. 딸이 말했어요: 「스파-시-바, 러시아」.</w:t>
-      </w:r>
-    </w:p>
-    <w:p>
-      <w:pPr>
-        <w:pStyle w:val="BodyText"/>
-      </w:pPr>
-      <w:r>
-        <w:t xml:space="preserve">도윤: 잠깐, 료샤. 대표님 오셔. 아침 내내 뭘 외우셨어. 종이 들고.</w:t>
-      </w:r>
-    </w:p>
-    <w:p>
-      <w:pPr>
-        <w:pStyle w:val="BodyText"/>
-      </w:pPr>
-      <w:r>
-        <w:t xml:space="preserve">올가: 또 새 러시아어 단어예요?</w:t>
-      </w:r>
-    </w:p>
-    <w:p>
-      <w:pPr>
-        <w:pStyle w:val="BodyText"/>
-      </w:pPr>
-      <w:r>
-        <w:t xml:space="preserve">도윤: 하나요. 지금까지 외운 단어 중 제일 어렵대요. 하십니다.</w:t>
-      </w:r>
-    </w:p>
-    <w:p>
-      <w:pPr>
-        <w:pStyle w:val="BodyText"/>
-      </w:pPr>
-      <w:r>
-        <w:t xml:space="preserve">이리나: 듣고 있어요.</w:t>
-      </w:r>
-    </w:p>
-    <w:p>
-      <w:pPr>
-        <w:pStyle w:val="BodyText"/>
-      </w:pPr>
-      <w:r>
-        <w:t xml:space="preserve">도윤: 「포-즈드라-블랴-유」. 그리고 고개를 숙이셔. 깊이. 료샤, 대표님이 이렇게 숙이는 건 어머님 사진 앞에서뿐이야.</w:t>
-      </w:r>
-    </w:p>
-    <w:p>
-      <w:pPr>
-        <w:pStyle w:val="BodyText"/>
-      </w:pPr>
-      <w:r>
-        <w:t xml:space="preserve">알렉세이: 대표님, 감사합니다. 정직하게. 기한 안에. 대표님 말씀을 — 대표님께 돌려드려요.</w:t>
-      </w:r>
-    </w:p>
-    <w:p>
-      <w:pPr>
-        <w:pStyle w:val="BodyText"/>
-      </w:pPr>
-      <w:r>
-        <w:t xml:space="preserve">도윤: 웃으셔. 이러셔: 「기한 안은 아니죠. 기한보다 늦게. 하지만 정직하게」. 그건 사실이야.</w:t>
-      </w:r>
-    </w:p>
-    <w:p>
-      <w:pPr>
-        <w:pStyle w:val="BodyText"/>
-      </w:pPr>
-      <w:r>
-        <w:t xml:space="preserve">올가: 한 달 늦었죠. 그건 내 예측이지, 대표님 예측이 아니에요. 통역해 줘요: 등록 담당은 사과하지 않는다. 설명한다.</w:t>
-      </w:r>
-    </w:p>
-    <w:p>
-      <w:pPr>
-        <w:pStyle w:val="BodyText"/>
-      </w:pPr>
-      <w:r>
-        <w:t xml:space="preserve">도윤: 대표님 말씀: 「설명하는 등록 담당이 약속하는 등록 담당보다 낫다」. 그리고 이제 본론. 이사회.</w:t>
-      </w:r>
-    </w:p>
-    <w:p>
-      <w:pPr>
-        <w:pStyle w:val="BodyText"/>
-      </w:pPr>
-      <w:r>
-        <w:t xml:space="preserve">알렉세이: 독점권. 8월. 어떻게 됐어?</w:t>
-      </w:r>
-    </w:p>
-    <w:p>
-      <w:pPr>
-        <w:pStyle w:val="BodyText"/>
-      </w:pPr>
-      <w:r>
-        <w:t xml:space="preserve">도윤: 이사회는 월요일이었어. 영업 부서는 조건을 재검토하자고 했지. 대표님은 너희 금요일 보고서를 보여 주셨어. 8주, 보고서 8개, 숫자 전부. 그리고 말씀하셨어: 「이 사람들은 우리가 파는 것보다 더 잘 기다린다」. 독점권은 유지야.</w:t>
-      </w:r>
-    </w:p>
-    <w:p>
-      <w:pPr>
-        <w:pStyle w:val="BodyText"/>
-      </w:pPr>
-      <w:r>
-        <w:t xml:space="preserve">이리나: 금요일 보고서. 「인내」 탭. 4행.</w:t>
-      </w:r>
-    </w:p>
-    <w:p>
-      <w:pPr>
-        <w:pStyle w:val="BodyText"/>
-      </w:pPr>
-      <w:r>
-        <w:t xml:space="preserve">도윤: 그런데 조건이 있어. 첫 판매 — 연말까지. 의사에게 하는 진짜 첫 판매. 안 그러면 문제가 다시 올라와.</w:t>
-      </w:r>
-    </w:p>
-    <w:p>
-      <w:pPr>
-        <w:pStyle w:val="BodyText"/>
-      </w:pPr>
-      <w:r>
-        <w:t xml:space="preserve">알렉세이: 연말까지. 넉 달. 할 수 있어.</w:t>
-      </w:r>
-    </w:p>
-    <w:p>
-      <w:pPr>
-        <w:pStyle w:val="BodyText"/>
-      </w:pPr>
-      <w:r>
-        <w:t xml:space="preserve">올가: 「할 수 있다」는 말 조심해요.</w:t>
-      </w:r>
-    </w:p>
-    <w:p>
-      <w:pPr>
-        <w:pStyle w:val="BodyText"/>
-      </w:pPr>
-      <w:r>
-        <w:t xml:space="preserve">알렉세이: 알겠어요. 일하겠습니다. 약속 없이.</w:t>
-      </w:r>
-    </w:p>
-    <w:p>
-      <w:pPr>
-        <w:pStyle w:val="BodyText"/>
-      </w:pPr>
-      <w:r>
-        <w:t xml:space="preserve">도윤: 대표님이 고개를 끄덕이셔. 하나 더: 트레이너. 한국인 의사. 10월. 작년 11월에 약속하신 대로.</w:t>
-      </w:r>
-    </w:p>
-    <w:p>
-      <w:pPr>
-        <w:pStyle w:val="BodyText"/>
-      </w:pPr>
-      <w:r>
-        <w:t xml:space="preserve">소희: 한 원장님. 주사 경력 20년. 아주 엄격해요. 러시아어 — 0.</w:t>
-      </w:r>
-    </w:p>
-    <w:p>
-      <w:pPr>
-        <w:pStyle w:val="BodyText"/>
-      </w:pPr>
-      <w:r>
-        <w:t xml:space="preserve">알렉세이: 엄격한 건 좋아요. 코르닐로바도 엄격해요. 통역 없이도 서로 알아볼 거예요.</w:t>
-      </w:r>
-    </w:p>
-    <w:p>
-      <w:pPr>
-        <w:pStyle w:val="BodyText"/>
-      </w:pPr>
-      <w:r>
-        <w:t xml:space="preserve">도윤: 통역 없이? 나는? 나도 같이 가. 대표님이 그러셨어: 「도윤 — 모스크바에 한 달」.</w:t>
-      </w:r>
-    </w:p>
-    <w:p>
-      <w:pPr>
-        <w:pStyle w:val="BodyText"/>
-      </w:pPr>
-      <w:r>
-        <w:t xml:space="preserve">알렉세이: 한 달? 모스크바에? 도윤!</w:t>
-      </w:r>
-    </w:p>
-    <w:p>
-      <w:pPr>
-        <w:pStyle w:val="BodyText"/>
-      </w:pPr>
-      <w:r>
-        <w:t xml:space="preserve">도윤: 소리 지르지 마. 이리나의 열다섯 번째 줄. 너희 표 봤어.</w:t>
-      </w:r>
-    </w:p>
-    <w:p>
-      <w:pPr>
-        <w:pStyle w:val="BodyText"/>
-      </w:pPr>
-      <w:r>
-        <w:t xml:space="preserve">이리나: 내 표를 봤대요. 그게 바로 신뢰죠. 아니면 유출이거나.</w:t>
-      </w:r>
-    </w:p>
-    <w:p>
-      <w:pPr>
-        <w:pStyle w:val="BodyText"/>
-      </w:pPr>
-      <w:r>
-        <w:t xml:space="preserve">도윤: 신뢰예요. 료샤, 우리 영업 부서가 이제 조용해. 1년 만에 처음으로 유럽이 안 무서워. 무서운 건 하나뿐이야: 10월에 한 원장님이 코르닐로바한테 「안 돼요」라고 하고, 내가 그걸 통역해야 하는 거.</w:t>
-      </w:r>
-    </w:p>
-    <w:p>
-      <w:pPr>
-        <w:pStyle w:val="BodyText"/>
-      </w:pPr>
-      <w:r>
-        <w:t xml:space="preserve">소희: 대표님 가세요. 또 말씀하세요: 「할머니께 안부. 혈압 — 기록하세요」.</w:t>
-      </w:r>
-    </w:p>
-    <w:p>
-      <w:pPr>
-        <w:pStyle w:val="BodyText"/>
-      </w:pPr>
-      <w:r>
-        <w:t xml:space="preserve">알렉세이: 전할게요. 오늘은 150이래요. 기뻐서.</w:t>
+        <w:t xml:space="preserve">도윤: 료샤, 소희 씨가 나보다 먼저 등록부를 찾았어. 그리고 지금 울고 있어. 그런데 알레르기래.</w:t>
+      </w:r>
+    </w:p>
+    <w:p>
+      <w:pPr>
+        <w:pStyle w:val="BodyText"/>
+      </w:pPr>
+      <w:r>
+        <w:t xml:space="preserve">소희: 네, 좋은 소식 알레르기예요. 태어나서 처음이에요.</w:t>
+      </w:r>
+    </w:p>
+    <w:p>
+      <w:pPr>
+        <w:pStyle w:val="BodyText"/>
+      </w:pPr>
+      <w:r>
+        <w:t xml:space="preserve">알렉세이: 소희 씨, 이건 소희 씨 등록증이기도 해요. 답변마다 소희 씨 서명이 있잖아요.</w:t>
+      </w:r>
+    </w:p>
+    <w:p>
+      <w:pPr>
+        <w:pStyle w:val="BodyText"/>
+      </w:pPr>
+      <w:r>
+        <w:t xml:space="preserve">소희: 네, 우리 모두의 것이에요. 딸한테 말했더니 「스파-시-바, 러시아」라고 했어요.</w:t>
+      </w:r>
+    </w:p>
+    <w:p>
+      <w:pPr>
+        <w:pStyle w:val="BodyText"/>
+      </w:pPr>
+      <w:r>
+        <w:t xml:space="preserve">도윤: 잠깐, 료샤, 대표님이 오셔. 아침 내내 종이 보면서 뭘 외우셨어.</w:t>
+      </w:r>
+    </w:p>
+    <w:p>
+      <w:pPr>
+        <w:pStyle w:val="BodyText"/>
+      </w:pPr>
+      <w:r>
+        <w:t xml:space="preserve">올가: 또 새 러시아어 단어예요? 늘 우릴 놀라게 하시네요.</w:t>
+      </w:r>
+    </w:p>
+    <w:p>
+      <w:pPr>
+        <w:pStyle w:val="BodyText"/>
+      </w:pPr>
+      <w:r>
+        <w:t xml:space="preserve">도윤: 딱 한 단어인데, 지금까지 배운 단어 중 제일 어렵대요. 오셨어요.</w:t>
+      </w:r>
+    </w:p>
+    <w:p>
+      <w:pPr>
+        <w:pStyle w:val="BodyText"/>
+      </w:pPr>
+      <w:r>
+        <w:t xml:space="preserve">이리나: 모두 잘 듣고 있어요, 대표님.</w:t>
+      </w:r>
+    </w:p>
+    <w:p>
+      <w:pPr>
+        <w:pStyle w:val="BodyText"/>
+      </w:pPr>
+      <w:r>
+        <w:t xml:space="preserve">도윤: 「축-하-합-니-다」. 그리고 깊이 고개를 숙이세요. 료샤, 이렇게 깊이 숙이시는 건 사진 속 어머님께만이야.</w:t>
+      </w:r>
+    </w:p>
+    <w:p>
+      <w:pPr>
+        <w:pStyle w:val="BodyText"/>
+      </w:pPr>
+      <w:r>
+        <w:t xml:space="preserve">알렉세이: 대표님, 감사합니다. 「정직하게, 기한 내에」, 대표님 말씀을 대표님께 돌려드릴게요.</w:t>
+      </w:r>
+    </w:p>
+    <w:p>
+      <w:pPr>
+        <w:pStyle w:val="BodyText"/>
+      </w:pPr>
+      <w:r>
+        <w:t xml:space="preserve">도윤: 웃으시면서 말씀하세요: 「기한 내가 아니라 기한보다 늦게. 하지만 정직하게.」 사실이에요.</w:t>
+      </w:r>
+    </w:p>
+    <w:p>
+      <w:pPr>
+        <w:pStyle w:val="BodyText"/>
+      </w:pPr>
+      <w:r>
+        <w:t xml:space="preserve">올가: 한 달 늦었지만, 그건 그분이 아니라 내 예측이었어요. 통역해 줘요. 등록 담당은 사과하지 않고 설명한다고요.</w:t>
+      </w:r>
+    </w:p>
+    <w:p>
+      <w:pPr>
+        <w:pStyle w:val="BodyText"/>
+      </w:pPr>
+      <w:r>
+        <w:t xml:space="preserve">도윤: 대표님 말씀이: 「설명하는 등록 담당이 약속하는 등록 담당보다 낫다.」 그리고 이제 본론, 이사회요.</w:t>
+      </w:r>
+    </w:p>
+    <w:p>
+      <w:pPr>
+        <w:pStyle w:val="BodyText"/>
+      </w:pPr>
+      <w:r>
+        <w:t xml:space="preserve">알렉세이: 8월의 독점권이요. 뭐라고 결정했어? 애태우지 마, 도윤.</w:t>
+      </w:r>
+    </w:p>
+    <w:p>
+      <w:pPr>
+        <w:pStyle w:val="BodyText"/>
+      </w:pPr>
+      <w:r>
+        <w:t xml:space="preserve">도윤: 월요일에 이사회가 있었어. 영업부가 조건을 재검토하자고 했어. 대표님이 너희 금요일 보고서를 보여 주셨어. 8주, 보고서 8개, 숫자 전부. 그리고 말씀하셨지: 「이 사람들은 우리가 파는 것보다 더 잘 기다린다.」 그래서 독점은 너희한테 그대로야.</w:t>
+      </w:r>
+    </w:p>
+    <w:p>
+      <w:pPr>
+        <w:pStyle w:val="BodyText"/>
+      </w:pPr>
+      <w:r>
+        <w:t xml:space="preserve">이리나: 「인내」 탭 4행의 금요일 보고서요. 그러니까 통한 거네요.</w:t>
+      </w:r>
+    </w:p>
+    <w:p>
+      <w:pPr>
+        <w:pStyle w:val="BodyText"/>
+      </w:pPr>
+      <w:r>
+        <w:t xml:space="preserve">도윤: 하지만 조건이 있어. 연말까지 첫 판매, 그러니까 의사한테 하는 첫 진짜 판매. 안 그러면 이 문제가 다시 올라와.</w:t>
+      </w:r>
+    </w:p>
+    <w:p>
+      <w:pPr>
+        <w:pStyle w:val="BodyText"/>
+      </w:pPr>
+      <w:r>
+        <w:t xml:space="preserve">알렉세이: 연말까지면 넉 달이네. 해낼 거야, 확신해.</w:t>
+      </w:r>
+    </w:p>
+    <w:p>
+      <w:pPr>
+        <w:pStyle w:val="BodyText"/>
+      </w:pPr>
+      <w:r>
+        <w:t xml:space="preserve">올가: 「해낼 거야」라는 말 조심해요, 알렉세이 니콜라예비치. 전에도 했잖아요.</w:t>
+      </w:r>
+    </w:p>
+    <w:p>
+      <w:pPr>
+        <w:pStyle w:val="BodyText"/>
+      </w:pPr>
+      <w:r>
+        <w:t xml:space="preserve">알렉세이: 좋아요, 고칠게요. 약속 없이 일하겠습니다.</w:t>
+      </w:r>
+    </w:p>
+    <w:p>
+      <w:pPr>
+        <w:pStyle w:val="BodyText"/>
+      </w:pPr>
+      <w:r>
+        <w:t xml:space="preserve">도윤: 대표님이 고개를 끄덕이시고 하나 더 덧붙이세요. 트레이너, 한국 의사가 10월에 와요. 11월에 약속하신 대로요.</w:t>
+      </w:r>
+    </w:p>
+    <w:p>
+      <w:pPr>
+        <w:pStyle w:val="BodyText"/>
+      </w:pPr>
+      <w:r>
+        <w:t xml:space="preserve">소희: 한 선생님이에요. 시술 20년, 아주 엄격해요. 러시아어는 0이에요.</w:t>
+      </w:r>
+    </w:p>
+    <w:p>
+      <w:pPr>
+        <w:pStyle w:val="BodyText"/>
+      </w:pPr>
+      <w:r>
+        <w:t xml:space="preserve">알렉세이: 엄격한 건 좋아요. 코르닐로바도 엄격하니까, 둘이 통역 없이도 통할 거예요.</w:t>
+      </w:r>
+    </w:p>
+    <w:p>
+      <w:pPr>
+        <w:pStyle w:val="BodyText"/>
+      </w:pPr>
+      <w:r>
+        <w:t xml:space="preserve">도윤: 통역 없이? 그럼 나는? 나도 같이 가는데. 대표님이 「도윤은 한 달 동안 모스크바로」라고 하셨어.</w:t>
+      </w:r>
+    </w:p>
+    <w:p>
+      <w:pPr>
+        <w:pStyle w:val="BodyText"/>
+      </w:pPr>
+      <w:r>
+        <w:t xml:space="preserve">알렉세이: 한 달이나 모스크바에? 도윤, 진짜 잘됐다!</w:t>
+      </w:r>
+    </w:p>
+    <w:p>
+      <w:pPr>
+        <w:pStyle w:val="BodyText"/>
+      </w:pPr>
+      <w:r>
+        <w:t xml:space="preserve">도윤: 소리 지르지 마. 이리나의 15행 기억해. 너희 표 봤어.</w:t>
+      </w:r>
+    </w:p>
+    <w:p>
+      <w:pPr>
+        <w:pStyle w:val="BodyText"/>
+      </w:pPr>
+      <w:r>
+        <w:t xml:space="preserve">이리나: 제 표를 봤대요. 그게 신뢰예요. 아니면 유출이거나요. 아직 못 정했어요.</w:t>
+      </w:r>
+    </w:p>
+    <w:p>
+      <w:pPr>
+        <w:pStyle w:val="BodyText"/>
+      </w:pPr>
+      <w:r>
+        <w:t xml:space="preserve">도윤: 당연히 신뢰죠. 료샤, 우리 영업부가 이제 조용해. 1년 만에 처음으로 유럽이 안 무서워. 딱 하나 무서운 건, 10월에 한 선생님이 코르닐로바한테 「안 된다」고 하고, 내가 그걸 통역해야 하는 거야.</w:t>
+      </w:r>
+    </w:p>
+    <w:p>
+      <w:pPr>
+        <w:pStyle w:val="BodyText"/>
+      </w:pPr>
+      <w:r>
+        <w:t xml:space="preserve">소희: 대표님이 나가시면서 하나 더 말씀하세요: 「할머님께 안부 전해 주세요. 그리고 혈압은 기록하세요.」</w:t>
+      </w:r>
+    </w:p>
+    <w:p>
+      <w:pPr>
+        <w:pStyle w:val="BodyText"/>
+      </w:pPr>
+      <w:r>
+        <w:t xml:space="preserve">알렉세이: 꼭 전할게요. 오늘은 150이세요, 기뻐서요.</w:t>
       </w:r>
     </w:p>
     <w:bookmarkEnd w:id="35"/>
@@ -3786,95 +3786,95 @@
         <w:pStyle w:val="FirstParagraph"/>
       </w:pPr>
       <w:r>
-        <w:t xml:space="preserve">올가: 전화. 모르는 번호. 아니, 아는 번호예요. 감정 기관이에요.</w:t>
-      </w:r>
-    </w:p>
-    <w:p>
-      <w:pPr>
-        <w:pStyle w:val="BodyText"/>
-      </w:pPr>
-      <w:r>
-        <w:t xml:space="preserve">이리나: 받아요. 스피커로.</w:t>
-      </w:r>
-    </w:p>
-    <w:p>
-      <w:pPr>
-        <w:pStyle w:val="BodyText"/>
-      </w:pPr>
-      <w:r>
-        <w:t xml:space="preserve">나자로바: 미로노바? 나자로바예요. 축하 전화는 아니에요.</w:t>
-      </w:r>
-    </w:p>
-    <w:p>
-      <w:pPr>
-        <w:pStyle w:val="BodyText"/>
-      </w:pPr>
-      <w:r>
-        <w:t xml:space="preserve">올가: 알아요, 타마라 빅토로브나. 그럼 뭐예요?</w:t>
-      </w:r>
-    </w:p>
-    <w:p>
-      <w:pPr>
-        <w:pStyle w:val="BodyText"/>
-      </w:pPr>
-      <w:r>
-        <w:t xml:space="preserve">나자로바: 정보예요. 등록증이 등록부에 올라갔어요. 기재 사항은 내가 직접 확인했어요. 오류 없어요. 사용설명서 7쪽 — 맞아요.</w:t>
-      </w:r>
-    </w:p>
-    <w:p>
-      <w:pPr>
-        <w:pStyle w:val="BodyText"/>
-      </w:pPr>
-      <w:r>
-        <w:t xml:space="preserve">올가: 감사합니다.</w:t>
-      </w:r>
-    </w:p>
-    <w:p>
-      <w:pPr>
-        <w:pStyle w:val="BodyText"/>
-      </w:pPr>
-      <w:r>
-        <w:t xml:space="preserve">나자로바: 감사하지 말라고 했잖아요. 그리고 보론초프한테 전해 줘요. 옆에 있어요?</w:t>
-      </w:r>
-    </w:p>
-    <w:p>
-      <w:pPr>
-        <w:pStyle w:val="BodyText"/>
-      </w:pPr>
-      <w:r>
-        <w:t xml:space="preserve">알렉세이: 옆에 있습니다, 타마라 빅토로브나. 듣고 있어요.</w:t>
-      </w:r>
-    </w:p>
-    <w:p>
-      <w:pPr>
-        <w:pStyle w:val="BodyText"/>
-      </w:pPr>
-      <w:r>
-        <w:t xml:space="preserve">나자로바: 보론초프. 등록증은 끝이 아니에요. 책임의 시작이에요. 첫 합병증 — 나한테 편지. 환자 100명 관찰 보고는 내가 직접, 분기마다 읽을 거예요. 그리고 결절이 셋을 넘으면 — 기자들보다 먼저 알고 싶어요.</w:t>
-      </w:r>
-    </w:p>
-    <w:p>
-      <w:pPr>
-        <w:pStyle w:val="BodyText"/>
-      </w:pPr>
-      <w:r>
-        <w:t xml:space="preserve">알렉세이: 약속합니다. 아니요. 적어 둡니다. 그게 더 확실해요.</w:t>
-      </w:r>
-    </w:p>
-    <w:p>
-      <w:pPr>
-        <w:pStyle w:val="BodyText"/>
-      </w:pPr>
-      <w:r>
-        <w:t xml:space="preserve">나자로바: 그건 미로노바의 말이네요. 배우고 있군요. 안녕히 계세요.</w:t>
-      </w:r>
-    </w:p>
-    <w:p>
-      <w:pPr>
-        <w:pStyle w:val="BodyText"/>
-      </w:pPr>
-      <w:r>
-        <w:t xml:space="preserve">올가: 12년 전에도 그 사람이 나한테 전화했어요. 거절이라고 말하려고. 오늘은 — 오류 없다고 말하려고. 그 두 통화 사이에 내 직업 전부가 있어요. 그리고 그 절반은 — 그 사람 덕분이에요.</w:t>
+        <w:t xml:space="preserve">올가: 전화 와요. 모르는 번호인데, 아니, 아는 번호네요. 감정 기관이에요.</w:t>
+      </w:r>
+    </w:p>
+    <w:p>
+      <w:pPr>
+        <w:pStyle w:val="BodyText"/>
+      </w:pPr>
+      <w:r>
+        <w:t xml:space="preserve">이리나: 받으세요. 다들 들을 수 있게 스피커로요.</w:t>
+      </w:r>
+    </w:p>
+    <w:p>
+      <w:pPr>
+        <w:pStyle w:val="BodyText"/>
+      </w:pPr>
+      <w:r>
+        <w:t xml:space="preserve">나자로바: 미로노바? 나자로바예요. 먼저 말해 두는데, 축하 전화 아니에요.</w:t>
+      </w:r>
+    </w:p>
+    <w:p>
+      <w:pPr>
+        <w:pStyle w:val="BodyText"/>
+      </w:pPr>
+      <w:r>
+        <w:t xml:space="preserve">올가: 알아요, 타마라 빅토로브나. 그럼 무슨 전화예요?</w:t>
+      </w:r>
+    </w:p>
+    <w:p>
+      <w:pPr>
+        <w:pStyle w:val="BodyText"/>
+      </w:pPr>
+      <w:r>
+        <w:t xml:space="preserve">나자로바: 그냥 정보예요. 등록증이 등록부에 올랐고, 기재 사항은 내가 직접 확인했어요. 오류 없어요. 설명서 7쪽도 맞아요.</w:t>
+      </w:r>
+    </w:p>
+    <w:p>
+      <w:pPr>
+        <w:pStyle w:val="BodyText"/>
+      </w:pPr>
+      <w:r>
+        <w:t xml:space="preserve">올가: 감사합니다, 타마라 빅토로브나. 우리한텐 아주 중요한 일이에요.</w:t>
+      </w:r>
+    </w:p>
+    <w:p>
+      <w:pPr>
+        <w:pStyle w:val="BodyText"/>
+      </w:pPr>
+      <w:r>
+        <w:t xml:space="preserve">나자로바: 감사하지 말라고 이미 말했죠. 그리고 보론초프한테 전할 게 있어요. 옆에 있다면요.</w:t>
+      </w:r>
+    </w:p>
+    <w:p>
+      <w:pPr>
+        <w:pStyle w:val="BodyText"/>
+      </w:pPr>
+      <w:r>
+        <w:t xml:space="preserve">알렉세이: 네, 옆에 있습니다, 타마라 빅토로브나. 잘 듣고 있어요.</w:t>
+      </w:r>
+    </w:p>
+    <w:p>
+      <w:pPr>
+        <w:pStyle w:val="BodyText"/>
+      </w:pPr>
+      <w:r>
+        <w:t xml:space="preserve">나자로바: 보론초프, 등록증은 끝이 아니라 책임의 시작이에요. 첫 부작용이 생기면 나한테 편지를 써요. 환자 100명 관찰 보고는 분기마다 내가 직접 읽을 거예요. 그리고 결절이 세 건을 넘으면 기자들보다 먼저 알고 싶어요.</w:t>
+      </w:r>
+    </w:p>
+    <w:p>
+      <w:pPr>
+        <w:pStyle w:val="BodyText"/>
+      </w:pPr>
+      <w:r>
+        <w:t xml:space="preserve">알렉세이: 약속할게요… 아니, 약속하지 않고 적어 둘게요. 그게 더 확실하니까요.</w:t>
+      </w:r>
+    </w:p>
+    <w:p>
+      <w:pPr>
+        <w:pStyle w:val="BodyText"/>
+      </w:pPr>
+      <w:r>
+        <w:t xml:space="preserve">나자로바: 그건 미로노바의 말이네요. 그러니까 배우고 있군요. 안녕히 계세요, 보론초프.</w:t>
+      </w:r>
+    </w:p>
+    <w:p>
+      <w:pPr>
+        <w:pStyle w:val="BodyText"/>
+      </w:pPr>
+      <w:r>
+        <w:t xml:space="preserve">올가: 12년 전에도 이 사람이 전화했어요. 거절이라고 말하려고요. 오늘은 오류가 없다고 말하려고 전화했죠. 그 두 통화 사이에 내 직업 전부가 있어요. 그리고 그 절반은 바로 이 사람 덕분이에요.</w:t>
       </w:r>
     </w:p>
     <w:p>
@@ -3890,95 +3890,95 @@
         <w:pStyle w:val="BodyText"/>
       </w:pPr>
       <w:r>
-        <w:t xml:space="preserve">올가: 등록 담당은 안 울어요. 연기예요. 발코니에서.</w:t>
-      </w:r>
-    </w:p>
-    <w:p>
-      <w:pPr>
-        <w:pStyle w:val="BodyText"/>
-      </w:pPr>
-      <w:r>
-        <w:t xml:space="preserve">알렉세이: 발코니는 닫혀 있어요. 오늘 한 번도 안 피우셨어요.</w:t>
-      </w:r>
-    </w:p>
-    <w:p>
-      <w:pPr>
-        <w:pStyle w:val="BodyText"/>
-      </w:pPr>
-      <w:r>
-        <w:t xml:space="preserve">올가: 그럼 알레르기예요. 소희 씨처럼. 내 가방에 종이가 하나 있어요. 새해 때 거.</w:t>
-      </w:r>
-    </w:p>
-    <w:p>
-      <w:pPr>
-        <w:pStyle w:val="BodyText"/>
-      </w:pPr>
-      <w:r>
-        <w:t xml:space="preserve">알렉세이: 태우셨잖아요. 재는 샴페인에.</w:t>
-      </w:r>
-    </w:p>
-    <w:p>
-      <w:pPr>
-        <w:pStyle w:val="BodyText"/>
-      </w:pPr>
-      <w:r>
-        <w:t xml:space="preserve">올가: 사본을 태웠어요. 원본은 가방에. 등록 담당은 원본을 태우지 않아요. 읽어 봐요.</w:t>
-      </w:r>
-    </w:p>
-    <w:p>
-      <w:pPr>
-        <w:pStyle w:val="BodyText"/>
-      </w:pPr>
-      <w:r>
-        <w:t xml:space="preserve">알렉세이: 「8월 12일」. 잠깐만요. 등록증 서명일이…</w:t>
-      </w:r>
-    </w:p>
-    <w:p>
-      <w:pPr>
-        <w:pStyle w:val="BodyText"/>
-      </w:pPr>
-      <w:r>
-        <w:t xml:space="preserve">이리나: 8월 12일. 어제. 등록부에서 봤어요.</w:t>
-      </w:r>
-    </w:p>
-    <w:p>
-      <w:pPr>
-        <w:pStyle w:val="BodyText"/>
-      </w:pPr>
-      <w:r>
-        <w:t xml:space="preserve">알렉세이: 날짜를 맞히셨어요. 7개월 반 전에. 하루도 안 틀리고.</w:t>
-      </w:r>
-    </w:p>
-    <w:p>
-      <w:pPr>
-        <w:pStyle w:val="BodyText"/>
-      </w:pPr>
-      <w:r>
-        <w:t xml:space="preserve">올가: 맞힌 게 아니에요. 계산한 거예요. 20년 동안 남의 회사 기한을 계산했고, 늘 한 달씩 틀렸어요. 오늘 처음으로 날짜까지 맞았어요. 처음으로 모두가 진실을 말했으니까.</w:t>
-      </w:r>
-    </w:p>
-    <w:p>
-      <w:pPr>
-        <w:pStyle w:val="BodyText"/>
-      </w:pPr>
-      <w:r>
-        <w:t xml:space="preserve">이리나: 스타스는요? 그 명함 아직 판지 옆에 걸려 있어요.</w:t>
-      </w:r>
-    </w:p>
-    <w:p>
-      <w:pPr>
-        <w:pStyle w:val="BodyText"/>
-      </w:pPr>
-      <w:r>
-        <w:t xml:space="preserve">알렉세이: 이제 필요 없어요. 대비할 건 이제 등록증이 있어요.</w:t>
-      </w:r>
-    </w:p>
-    <w:p>
-      <w:pPr>
-        <w:pStyle w:val="BodyText"/>
-      </w:pPr>
-      <w:r>
-        <w:t xml:space="preserve">올가: 떼요. 버리지는 말고. 일탈 일지에 끼워 둬요. 기념으로.</w:t>
+        <w:t xml:space="preserve">올가: 등록 담당은 울지 않아요. 그냥 발코니 연기예요.</w:t>
+      </w:r>
+    </w:p>
+    <w:p>
+      <w:pPr>
+        <w:pStyle w:val="BodyText"/>
+      </w:pPr>
+      <w:r>
+        <w:t xml:space="preserve">알렉세이: 하지만 발코니는 닫혀 있고, 오늘은 한 대도 안 피우셨잖아요.</w:t>
+      </w:r>
+    </w:p>
+    <w:p>
+      <w:pPr>
+        <w:pStyle w:val="BodyText"/>
+      </w:pPr>
+      <w:r>
+        <w:t xml:space="preserve">올가: 그럼 소희 씨처럼 알레르기네요. 그런데 내 가방에 새해부터 넣어 둔 종이가 있어요.</w:t>
+      </w:r>
+    </w:p>
+    <w:p>
+      <w:pPr>
+        <w:pStyle w:val="BodyText"/>
+      </w:pPr>
+      <w:r>
+        <w:t xml:space="preserve">알렉세이: 하지만 그건 태워서 재를 샴페인에 넣으셨잖아요.</w:t>
+      </w:r>
+    </w:p>
+    <w:p>
+      <w:pPr>
+        <w:pStyle w:val="BodyText"/>
+      </w:pPr>
+      <w:r>
+        <w:t xml:space="preserve">올가: 사본을 태웠고, 원본은 가방에 있어요. 등록 담당은 절대 원본을 태우지 않아요. 그러니 읽어 봐요.</w:t>
+      </w:r>
+    </w:p>
+    <w:p>
+      <w:pPr>
+        <w:pStyle w:val="BodyText"/>
+      </w:pPr>
+      <w:r>
+        <w:t xml:space="preserve">알렉세이: 「8월 12일」이라고 쓰여 있는데, 등록증은 분명…</w:t>
+      </w:r>
+    </w:p>
+    <w:p>
+      <w:pPr>
+        <w:pStyle w:val="BodyText"/>
+      </w:pPr>
+      <w:r>
+        <w:t xml:space="preserve">이리나: 8월 12일, 어제 서명됐어요. 등록부에서 봤어요.</w:t>
+      </w:r>
+    </w:p>
+    <w:p>
+      <w:pPr>
+        <w:pStyle w:val="BodyText"/>
+      </w:pPr>
+      <w:r>
+        <w:t xml:space="preserve">알렉세이: 7개월 반 전에 날짜를 맞히셨네요. 날짜까지 딱!</w:t>
+      </w:r>
+    </w:p>
+    <w:p>
+      <w:pPr>
+        <w:pStyle w:val="BodyText"/>
+      </w:pPr>
+      <w:r>
+        <w:t xml:space="preserve">올가: 맞힌 게 아니라 계산한 거예요. 20년 동안 남의 회사 기한을 계산했는데, 늘 한 달씩 틀렸어요. 오늘 처음으로 날짜까지 맞혔어요. 처음으로 주변 모두가 진실을 말했으니까요.</w:t>
+      </w:r>
+    </w:p>
+    <w:p>
+      <w:pPr>
+        <w:pStyle w:val="BodyText"/>
+      </w:pPr>
+      <w:r>
+        <w:t xml:space="preserve">이리나: 그럼 스타스는 어떻게 해요? 그 명함이 아직 판지 옆에 걸려 있어요.</w:t>
+      </w:r>
+    </w:p>
+    <w:p>
+      <w:pPr>
+        <w:pStyle w:val="BodyText"/>
+      </w:pPr>
+      <w:r>
+        <w:t xml:space="preserve">알렉세이: 이제 필요 없어요. 대비할 건 이제 등록증이 있으니까요.</w:t>
+      </w:r>
+    </w:p>
+    <w:p>
+      <w:pPr>
+        <w:pStyle w:val="BodyText"/>
+      </w:pPr>
+      <w:r>
+        <w:t xml:space="preserve">올가: 떼어 내요. 하지만 버리지 말고 일탈 일지에 넣어 둬요. 기념으로요.</w:t>
       </w:r>
     </w:p>
     <w:bookmarkEnd w:id="36"/>
@@ -3996,39 +3996,39 @@
         <w:pStyle w:val="FirstParagraph"/>
       </w:pPr>
       <w:r>
-        <w:t xml:space="preserve">니콜라이: 자. 수평계. 스티커. 첫 롤 — 천 장. 루스탐, 212번 상자.</w:t>
-      </w:r>
-    </w:p>
-    <w:p>
-      <w:pPr>
-        <w:pStyle w:val="BodyText"/>
-      </w:pPr>
-      <w:r>
-        <w:t xml:space="preserve">루스탐: 212번이요? 왜 하필 그거예요, 니콜라이 페트로비치?</w:t>
-      </w:r>
-    </w:p>
-    <w:p>
-      <w:pPr>
-        <w:pStyle w:val="BodyText"/>
-      </w:pPr>
-      <w:r>
-        <w:t xml:space="preserve">니콜라이: 한 번 잃어버렸던 상자니까. 잃어버렸던 것이 제일 먼저 시작한다.</w:t>
-      </w:r>
-    </w:p>
-    <w:p>
-      <w:pPr>
-        <w:pStyle w:val="BodyText"/>
-      </w:pPr>
-      <w:r>
-        <w:t xml:space="preserve">알렉세이: 아빠, 그게 아빠 규칙이에요?</w:t>
-      </w:r>
-    </w:p>
-    <w:p>
-      <w:pPr>
-        <w:pStyle w:val="BodyText"/>
-      </w:pPr>
-      <w:r>
-        <w:t xml:space="preserve">니콜라이: 이제부터 내 규칙이다. 아들, 주사기 들어. 상자. 이렇게. 반듯하게.</w:t>
+        <w:t xml:space="preserve">니콜라이: 자, 수평계와 스티커, 첫 롤은 천 장이오. 루스탐, 212번 상자를 주시오.</w:t>
+      </w:r>
+    </w:p>
+    <w:p>
+      <w:pPr>
+        <w:pStyle w:val="BodyText"/>
+      </w:pPr>
+      <w:r>
+        <w:t xml:space="preserve">루스탐: 212번이요? 좋아요, 그런데 왜 하필 그 상자예요, 니콜라이 페트로비치?</w:t>
+      </w:r>
+    </w:p>
+    <w:p>
+      <w:pPr>
+        <w:pStyle w:val="BodyText"/>
+      </w:pPr>
+      <w:r>
+        <w:t xml:space="preserve">니콜라이: 한 번 잃어버렸던 상자니까. 잃어버렸던 놈이 제일 먼저 시작하는 거요.</w:t>
+      </w:r>
+    </w:p>
+    <w:p>
+      <w:pPr>
+        <w:pStyle w:val="BodyText"/>
+      </w:pPr>
+      <w:r>
+        <w:t xml:space="preserve">알렉세이: 아빠, 그거 새로 만든 규칙이에요?</w:t>
+      </w:r>
+    </w:p>
+    <w:p>
+      <w:pPr>
+        <w:pStyle w:val="BodyText"/>
+      </w:pPr>
+      <w:r>
+        <w:t xml:space="preserve">니콜라이: 이제 내 규칙이다. 아들, 주사기, 아니 상자를 잡아라. 그렇게, 반듯하게.</w:t>
       </w:r>
     </w:p>
     <w:p>
@@ -4044,71 +4044,71 @@
         <w:pStyle w:val="BodyText"/>
       </w:pPr>
       <w:r>
-        <w:t xml:space="preserve">니콜라이: 이리나 세르게예브나, 난 수평계가 있어요. 자는 — 서류용이죠.</w:t>
-      </w:r>
-    </w:p>
-    <w:p>
-      <w:pPr>
-        <w:pStyle w:val="BodyText"/>
-      </w:pPr>
-      <w:r>
-        <w:t xml:space="preserve">이리나: 그럼 전 셀게요. 백 장마다 — 표에.</w:t>
-      </w:r>
-    </w:p>
-    <w:p>
-      <w:pPr>
-        <w:pStyle w:val="BodyText"/>
-      </w:pPr>
-      <w:r>
-        <w:t xml:space="preserve">니콜라이: 첫 장. 등록증 번호, 주소, 「모스트 메디컬」. 반듯하게. 기포 — 가운데.</w:t>
-      </w:r>
-    </w:p>
-    <w:p>
-      <w:pPr>
-        <w:pStyle w:val="BodyText"/>
-      </w:pPr>
-      <w:r>
-        <w:t xml:space="preserve">알렉세이: 첫 스티커. 아빠, 사진 찍어도 돼요? 할머니께.</w:t>
-      </w:r>
-    </w:p>
-    <w:p>
-      <w:pPr>
-        <w:pStyle w:val="BodyText"/>
-      </w:pPr>
-      <w:r>
-        <w:t xml:space="preserve">니콜라이: 찍어라. 도윤한테도. 그 사장한테도. 러시아 사람도 바닥을 닦는다는 걸 보게. 비유적으로. 여기 바닥은 루스탐이 닦지, 그것도 잘.</w:t>
-      </w:r>
-    </w:p>
-    <w:p>
-      <w:pPr>
-        <w:pStyle w:val="BodyText"/>
-      </w:pPr>
-      <w:r>
-        <w:t xml:space="preserve">루스탐: 니콜라이 페트로비치, 통관은 언제예요? 통관 없인 상자가 여기서 못 나가요.</w:t>
-      </w:r>
-    </w:p>
-    <w:p>
-      <w:pPr>
-        <w:pStyle w:val="BodyText"/>
-      </w:pPr>
-      <w:r>
-        <w:t xml:space="preserve">이리나: 월요일이요. 서류 준비됐어요. 관세는 올가 페트로브나의 8월 대여금으로 내요. 두 번째 서명 — 제 거. 일주일 뒤면 물건이 모스크바 창고에, 자유 유통 상태로 있을 거예요. 팔 수 있어요.</w:t>
-      </w:r>
-    </w:p>
-    <w:p>
-      <w:pPr>
-        <w:pStyle w:val="BodyText"/>
-      </w:pPr>
-      <w:r>
-        <w:t xml:space="preserve">알렉세이: 팔 수 있다. 1년 반 만에 처음으로 이 말을 「안 돼」 없이 해 봐요.</w:t>
-      </w:r>
-    </w:p>
-    <w:p>
-      <w:pPr>
-        <w:pStyle w:val="BodyText"/>
-      </w:pPr>
-      <w:r>
-        <w:t xml:space="preserve">니콜라이: 말은 나중에 해라. 지금은 — 풀칠. 둘째. 셋째. 3,497장 남았다. 반듯하게.</w:t>
+        <w:t xml:space="preserve">니콜라이: 이리나 세르게예브나, 나한텐 수평계가 있소. 자는 종이용이지.</w:t>
+      </w:r>
+    </w:p>
+    <w:p>
+      <w:pPr>
+        <w:pStyle w:val="BodyText"/>
+      </w:pPr>
+      <w:r>
+        <w:t xml:space="preserve">이리나: 그럼 전 세면서 백 장마다 표에 적을게요.</w:t>
+      </w:r>
+    </w:p>
+    <w:p>
+      <w:pPr>
+        <w:pStyle w:val="BodyText"/>
+      </w:pPr>
+      <w:r>
+        <w:t xml:space="preserve">니콜라이: 첫 장. 등록증 번호, 주소, 「모스트 메디컬」. 반듯하고, 기포는 가운데.</w:t>
+      </w:r>
+    </w:p>
+    <w:p>
+      <w:pPr>
+        <w:pStyle w:val="BodyText"/>
+      </w:pPr>
+      <w:r>
+        <w:t xml:space="preserve">알렉세이: 첫 스티커다! 아빠, 할머니께 보여 드리게 사진 찍어도 돼요?</w:t>
+      </w:r>
+    </w:p>
+    <w:p>
+      <w:pPr>
+        <w:pStyle w:val="BodyText"/>
+      </w:pPr>
+      <w:r>
+        <w:t xml:space="preserve">니콜라이: 찍어라. 할머니뿐 아니라 도윤이랑 그 대표님한테도. 러시아 사람들도 바닥을 닦는다는 걸 보게. 비유적으로 말이다. 진짜 바닥은 여기서 루스탐이 닦는데, 잘 닦지.</w:t>
+      </w:r>
+    </w:p>
+    <w:p>
+      <w:pPr>
+        <w:pStyle w:val="BodyText"/>
+      </w:pPr>
+      <w:r>
+        <w:t xml:space="preserve">루스탐: 니콜라이 페트로비치, 통관은 언제예요? 통관 안 되면 상자가 여기서 아무 데도 못 나가요.</w:t>
+      </w:r>
+    </w:p>
+    <w:p>
+      <w:pPr>
+        <w:pStyle w:val="BodyText"/>
+      </w:pPr>
+      <w:r>
+        <w:t xml:space="preserve">이리나: 월요일이에요, 서류는 이미 준비됐어요. 관세는 올가 페트로브나의 8월 대여금으로 내고, 두 번째 서명은 제가 해요. 일주일 뒤면 상품이 자유 유통 상태로 모스크바 창고에 있을 거예요. 그러면 팔 수 있어요.</w:t>
+      </w:r>
+    </w:p>
+    <w:p>
+      <w:pPr>
+        <w:pStyle w:val="BodyText"/>
+      </w:pPr>
+      <w:r>
+        <w:t xml:space="preserve">알렉세이: 팔 수 있다! 1년 반 만에 처음으로 「안 된다」 없이 이 말을 하네요.</w:t>
+      </w:r>
+    </w:p>
+    <w:p>
+      <w:pPr>
+        <w:pStyle w:val="BodyText"/>
+      </w:pPr>
+      <w:r>
+        <w:t xml:space="preserve">니콜라이: 말은 나중에 하고 지금은 붙여라. 둘째, 셋째, 그리고 남은 건 정확히 3,497장이다.</w:t>
       </w:r>
     </w:p>
     <w:bookmarkEnd w:id="37"/>
